--- a/Note taking applicaiton.docx
+++ b/Note taking applicaiton.docx
@@ -8,6 +8,94 @@
       </w:pPr>
       <w:r>
         <w:t>MERN-Stack</w:t>
+      </w:r>
+      <w:r>
+        <w:t xml:space="preserve"> </w:t>
+      </w:r>
+    </w:p>
+    <w:p>
+      <w:pPr>
+        <w:rPr>
+          <w:b/>
+          <w:bCs/>
+        </w:rPr>
+      </w:pPr>
+      <w:r>
+        <w:rPr>
+          <w:b/>
+          <w:bCs/>
+        </w:rPr>
+        <w:t>NOTE:</w:t>
+      </w:r>
+      <w:r>
+        <w:rPr>
+          <w:b/>
+          <w:bCs/>
+        </w:rPr>
+        <w:t xml:space="preserve">This </w:t>
+      </w:r>
+      <w:r>
+        <w:rPr>
+          <w:b/>
+          <w:bCs/>
+        </w:rPr>
+        <w:t>documentation is based on</w:t>
+      </w:r>
+      <w:r>
+        <w:rPr>
+          <w:b/>
+          <w:bCs/>
+        </w:rPr>
+        <w:t xml:space="preserve"> just a single </w:t>
+      </w:r>
+      <w:r>
+        <w:rPr>
+          <w:b/>
+          <w:bCs/>
+        </w:rPr>
+        <w:t xml:space="preserve">youtube </w:t>
+      </w:r>
+      <w:r>
+        <w:rPr>
+          <w:b/>
+          <w:bCs/>
+        </w:rPr>
+        <w:t xml:space="preserve">tutorial </w:t>
+      </w:r>
+      <w:r>
+        <w:rPr>
+          <w:b/>
+          <w:bCs/>
+        </w:rPr>
+        <w:t>only</w:t>
+      </w:r>
+      <w:r>
+        <w:rPr>
+          <w:b/>
+          <w:bCs/>
+        </w:rPr>
+        <w:t xml:space="preserve"> to get to understand how MERN</w:t>
+      </w:r>
+      <w:r>
+        <w:rPr>
+          <w:b/>
+          <w:bCs/>
+        </w:rPr>
+        <w:t>-</w:t>
+      </w:r>
+      <w:r>
+        <w:rPr>
+          <w:b/>
+          <w:bCs/>
+        </w:rPr>
+        <w:t>stack works. I’ll start learning the details from the beginning after I’m done with this tutorial</w:t>
+      </w:r>
+      <w:r>
+        <w:rPr>
+          <w:b/>
+          <w:bCs/>
+        </w:rPr>
+        <w:t>.</w:t>
       </w:r>
     </w:p>
     <w:p>
@@ -1399,6 +1487,7 @@
     <w:p>
       <w:pPr>
         <w:pStyle w:val="Heading1"/>
+        <w:spacing w:after="0"/>
       </w:pPr>
       <w:r>
         <w:t xml:space="preserve">There is a </w:t>
@@ -1594,7 +1683,6 @@
         <w:t xml:space="preserve"> This thing here is called when we “run npm run dev”</w:t>
       </w:r>
     </w:p>
-    <w:p/>
     <w:p>
       <w:pPr>
         <w:pStyle w:val="Heading1"/>
@@ -18393,6 +18481,9 @@
         <w:spacing w:after="0"/>
       </w:pPr>
       <w:r>
+        <w:rPr>
+          <w:noProof/>
+        </w:rPr>
         <w:drawing>
           <wp:inline distT="0" distB="0" distL="0" distR="0" wp14:anchorId="3241A5FA" wp14:editId="1B892603">
             <wp:extent cx="7223760" cy="6249670"/>
@@ -18473,6 +18564,9 @@
         <w:spacing w:after="0"/>
       </w:pPr>
       <w:r>
+        <w:rPr>
+          <w:noProof/>
+        </w:rPr>
         <w:drawing>
           <wp:inline distT="0" distB="0" distL="0" distR="0" wp14:anchorId="243B991F" wp14:editId="0A7B4E67">
             <wp:extent cx="2828260" cy="892740"/>
@@ -18747,6 +18841,9 @@
     </w:p>
     <w:p>
       <w:r>
+        <w:rPr>
+          <w:noProof/>
+        </w:rPr>
         <w:drawing>
           <wp:inline distT="0" distB="0" distL="0" distR="0" wp14:anchorId="778411C9" wp14:editId="20AB3DEA">
             <wp:extent cx="4603897" cy="8534514"/>
@@ -22042,6 +22139,7 @@
   <w:style w:type="character" w:default="1" w:styleId="DefaultParagraphFont">
     <w:name w:val="Default Paragraph Font"/>
     <w:uiPriority w:val="1"/>
+    <w:semiHidden/>
     <w:unhideWhenUsed/>
   </w:style>
   <w:style w:type="table" w:default="1" w:styleId="TableNormal">

--- a/Note taking applicaiton.docx
+++ b/Note taking applicaiton.docx
@@ -16126,7 +16126,28 @@
         <w:spacing w:after="0"/>
       </w:pPr>
       <w:r>
-        <w:t>Open terminal at ./backend/</w:t>
+        <w:t xml:space="preserve">Open terminal at </w:t>
+      </w:r>
+      <w:r>
+        <w:rPr>
+          <w:b/>
+          <w:bCs/>
+        </w:rPr>
+        <w:t>./</w:t>
+      </w:r>
+      <w:r>
+        <w:rPr>
+          <w:b/>
+          <w:bCs/>
+        </w:rPr>
+        <w:t>frontend</w:t>
+      </w:r>
+      <w:r>
+        <w:rPr>
+          <w:b/>
+          <w:bCs/>
+        </w:rPr>
+        <w:t>/</w:t>
       </w:r>
     </w:p>
     <w:p>
@@ -18881,9 +18902,2127 @@
         </w:drawing>
       </w:r>
     </w:p>
+    <w:p>
+      <w:pPr>
+        <w:pStyle w:val="Heading1"/>
+      </w:pPr>
+      <w:r>
+        <w:lastRenderedPageBreak/>
+        <w:t>NoteDetailPage.jsx</w:t>
+      </w:r>
+    </w:p>
+    <w:p>
+      <w:r>
+        <w:drawing>
+          <wp:inline distT="0" distB="0" distL="0" distR="0" wp14:anchorId="412E28C2" wp14:editId="32188230">
+            <wp:extent cx="3732027" cy="8616510"/>
+            <wp:effectExtent l="0" t="0" r="1905" b="0"/>
+            <wp:docPr id="1377424095" name="Picture 1"/>
+            <wp:cNvGraphicFramePr>
+              <a:graphicFrameLocks xmlns:a="http://schemas.openxmlformats.org/drawingml/2006/main" noChangeAspect="1"/>
+            </wp:cNvGraphicFramePr>
+            <a:graphic xmlns:a="http://schemas.openxmlformats.org/drawingml/2006/main">
+              <a:graphicData uri="http://schemas.openxmlformats.org/drawingml/2006/picture">
+                <pic:pic xmlns:pic="http://schemas.openxmlformats.org/drawingml/2006/picture">
+                  <pic:nvPicPr>
+                    <pic:cNvPr id="1377424095" name=""/>
+                    <pic:cNvPicPr/>
+                  </pic:nvPicPr>
+                  <pic:blipFill>
+                    <a:blip r:embed="rId24"/>
+                    <a:stretch>
+                      <a:fillRect/>
+                    </a:stretch>
+                  </pic:blipFill>
+                  <pic:spPr>
+                    <a:xfrm>
+                      <a:off x="0" y="0"/>
+                      <a:ext cx="3744155" cy="8644512"/>
+                    </a:xfrm>
+                    <a:prstGeom prst="rect">
+                      <a:avLst/>
+                    </a:prstGeom>
+                  </pic:spPr>
+                </pic:pic>
+              </a:graphicData>
+            </a:graphic>
+          </wp:inline>
+        </w:drawing>
+      </w:r>
+    </w:p>
+    <w:p>
+      <w:pPr>
+        <w:pStyle w:val="Heading1"/>
+      </w:pPr>
+      <w:r>
+        <w:lastRenderedPageBreak/>
+        <w:t>Deploying</w:t>
+      </w:r>
+    </w:p>
+    <w:p>
+      <w:r>
+        <w:t xml:space="preserve">After finishing all the pages, we need to make sure that we have our </w:t>
+      </w:r>
+      <w:r>
+        <w:rPr>
+          <w:b/>
+          <w:bCs/>
+        </w:rPr>
+        <w:t>.gitignore</w:t>
+      </w:r>
+      <w:r>
+        <w:t xml:space="preserve"> file at the </w:t>
+      </w:r>
+      <w:r>
+        <w:rPr>
+          <w:b/>
+          <w:bCs/>
+        </w:rPr>
+        <w:t>root folder</w:t>
+      </w:r>
+      <w:r>
+        <w:t xml:space="preserve">. </w:t>
+      </w:r>
+    </w:p>
+    <w:p>
+      <w:r>
+        <w:t xml:space="preserve">It </w:t>
+      </w:r>
+      <w:r>
+        <w:rPr>
+          <w:b/>
+          <w:bCs/>
+        </w:rPr>
+        <w:t>MUST</w:t>
+      </w:r>
+      <w:r>
+        <w:t xml:space="preserve"> ignore the</w:t>
+      </w:r>
+      <w:r>
+        <w:rPr>
+          <w:b/>
+          <w:bCs/>
+        </w:rPr>
+        <w:t xml:space="preserve"> .env</w:t>
+      </w:r>
+      <w:r>
+        <w:t xml:space="preserve"> file and also the </w:t>
+      </w:r>
+      <w:r>
+        <w:rPr>
+          <w:b/>
+          <w:bCs/>
+        </w:rPr>
+        <w:t>node_modlues</w:t>
+      </w:r>
+      <w:r>
+        <w:t>:</w:t>
+      </w:r>
+    </w:p>
+    <w:p>
+      <w:pPr>
+        <w:shd w:val="clear" w:color="auto" w:fill="1F1F1F"/>
+        <w:spacing w:after="0" w:line="285" w:lineRule="atLeast"/>
+        <w:rPr>
+          <w:rFonts w:ascii="Consolas" w:eastAsia="Times New Roman" w:hAnsi="Consolas" w:cs="Times New Roman"/>
+          <w:color w:val="CCCCCC"/>
+          <w:kern w:val="0"/>
+          <w:sz w:val="21"/>
+          <w:szCs w:val="21"/>
+          <w14:ligatures w14:val="none"/>
+        </w:rPr>
+      </w:pPr>
+      <w:r>
+        <w:rPr>
+          <w:rFonts w:ascii="Consolas" w:eastAsia="Times New Roman" w:hAnsi="Consolas" w:cs="Times New Roman"/>
+          <w:color w:val="6A9955"/>
+          <w:kern w:val="0"/>
+          <w:sz w:val="21"/>
+          <w:szCs w:val="21"/>
+          <w14:ligatures w14:val="none"/>
+        </w:rPr>
+        <w:t># Logs</w:t>
+      </w:r>
+    </w:p>
+    <w:p>
+      <w:pPr>
+        <w:shd w:val="clear" w:color="auto" w:fill="1F1F1F"/>
+        <w:spacing w:after="0" w:line="285" w:lineRule="atLeast"/>
+        <w:rPr>
+          <w:rFonts w:ascii="Consolas" w:eastAsia="Times New Roman" w:hAnsi="Consolas" w:cs="Times New Roman"/>
+          <w:color w:val="CCCCCC"/>
+          <w:kern w:val="0"/>
+          <w:sz w:val="21"/>
+          <w:szCs w:val="21"/>
+          <w14:ligatures w14:val="none"/>
+        </w:rPr>
+      </w:pPr>
+      <w:r>
+        <w:rPr>
+          <w:rFonts w:ascii="Consolas" w:eastAsia="Times New Roman" w:hAnsi="Consolas" w:cs="Times New Roman"/>
+          <w:color w:val="CCCCCC"/>
+          <w:kern w:val="0"/>
+          <w:sz w:val="21"/>
+          <w:szCs w:val="21"/>
+          <w14:ligatures w14:val="none"/>
+        </w:rPr>
+        <w:t>logs</w:t>
+      </w:r>
+    </w:p>
+    <w:p>
+      <w:pPr>
+        <w:shd w:val="clear" w:color="auto" w:fill="1F1F1F"/>
+        <w:spacing w:after="0" w:line="285" w:lineRule="atLeast"/>
+        <w:rPr>
+          <w:rFonts w:ascii="Consolas" w:eastAsia="Times New Roman" w:hAnsi="Consolas" w:cs="Times New Roman"/>
+          <w:color w:val="CCCCCC"/>
+          <w:kern w:val="0"/>
+          <w:sz w:val="21"/>
+          <w:szCs w:val="21"/>
+          <w14:ligatures w14:val="none"/>
+        </w:rPr>
+      </w:pPr>
+      <w:r>
+        <w:rPr>
+          <w:rFonts w:ascii="Consolas" w:eastAsia="Times New Roman" w:hAnsi="Consolas" w:cs="Times New Roman"/>
+          <w:color w:val="CCCCCC"/>
+          <w:kern w:val="0"/>
+          <w:sz w:val="21"/>
+          <w:szCs w:val="21"/>
+          <w14:ligatures w14:val="none"/>
+        </w:rPr>
+        <w:t>*.log</w:t>
+      </w:r>
+    </w:p>
+    <w:p>
+      <w:pPr>
+        <w:shd w:val="clear" w:color="auto" w:fill="1F1F1F"/>
+        <w:spacing w:after="0" w:line="285" w:lineRule="atLeast"/>
+        <w:rPr>
+          <w:rFonts w:ascii="Consolas" w:eastAsia="Times New Roman" w:hAnsi="Consolas" w:cs="Times New Roman"/>
+          <w:color w:val="CCCCCC"/>
+          <w:kern w:val="0"/>
+          <w:sz w:val="21"/>
+          <w:szCs w:val="21"/>
+          <w14:ligatures w14:val="none"/>
+        </w:rPr>
+      </w:pPr>
+      <w:r>
+        <w:rPr>
+          <w:rFonts w:ascii="Consolas" w:eastAsia="Times New Roman" w:hAnsi="Consolas" w:cs="Times New Roman"/>
+          <w:color w:val="CCCCCC"/>
+          <w:kern w:val="0"/>
+          <w:sz w:val="21"/>
+          <w:szCs w:val="21"/>
+          <w14:ligatures w14:val="none"/>
+        </w:rPr>
+        <w:t>npm-debug.log*</w:t>
+      </w:r>
+    </w:p>
+    <w:p>
+      <w:pPr>
+        <w:shd w:val="clear" w:color="auto" w:fill="1F1F1F"/>
+        <w:spacing w:after="0" w:line="285" w:lineRule="atLeast"/>
+        <w:rPr>
+          <w:rFonts w:ascii="Consolas" w:eastAsia="Times New Roman" w:hAnsi="Consolas" w:cs="Times New Roman"/>
+          <w:color w:val="CCCCCC"/>
+          <w:kern w:val="0"/>
+          <w:sz w:val="21"/>
+          <w:szCs w:val="21"/>
+          <w14:ligatures w14:val="none"/>
+        </w:rPr>
+      </w:pPr>
+      <w:r>
+        <w:rPr>
+          <w:rFonts w:ascii="Consolas" w:eastAsia="Times New Roman" w:hAnsi="Consolas" w:cs="Times New Roman"/>
+          <w:color w:val="CCCCCC"/>
+          <w:kern w:val="0"/>
+          <w:sz w:val="21"/>
+          <w:szCs w:val="21"/>
+          <w14:ligatures w14:val="none"/>
+        </w:rPr>
+        <w:t>yarn-debug.log*</w:t>
+      </w:r>
+    </w:p>
+    <w:p>
+      <w:pPr>
+        <w:shd w:val="clear" w:color="auto" w:fill="1F1F1F"/>
+        <w:spacing w:after="0" w:line="285" w:lineRule="atLeast"/>
+        <w:rPr>
+          <w:rFonts w:ascii="Consolas" w:eastAsia="Times New Roman" w:hAnsi="Consolas" w:cs="Times New Roman"/>
+          <w:color w:val="CCCCCC"/>
+          <w:kern w:val="0"/>
+          <w:sz w:val="21"/>
+          <w:szCs w:val="21"/>
+          <w14:ligatures w14:val="none"/>
+        </w:rPr>
+      </w:pPr>
+      <w:r>
+        <w:rPr>
+          <w:rFonts w:ascii="Consolas" w:eastAsia="Times New Roman" w:hAnsi="Consolas" w:cs="Times New Roman"/>
+          <w:color w:val="CCCCCC"/>
+          <w:kern w:val="0"/>
+          <w:sz w:val="21"/>
+          <w:szCs w:val="21"/>
+          <w14:ligatures w14:val="none"/>
+        </w:rPr>
+        <w:t>yarn-error.log*</w:t>
+      </w:r>
+    </w:p>
+    <w:p>
+      <w:pPr>
+        <w:shd w:val="clear" w:color="auto" w:fill="1F1F1F"/>
+        <w:spacing w:after="0" w:line="285" w:lineRule="atLeast"/>
+        <w:rPr>
+          <w:rFonts w:ascii="Consolas" w:eastAsia="Times New Roman" w:hAnsi="Consolas" w:cs="Times New Roman"/>
+          <w:color w:val="CCCCCC"/>
+          <w:kern w:val="0"/>
+          <w:sz w:val="21"/>
+          <w:szCs w:val="21"/>
+          <w14:ligatures w14:val="none"/>
+        </w:rPr>
+      </w:pPr>
+      <w:r>
+        <w:rPr>
+          <w:rFonts w:ascii="Consolas" w:eastAsia="Times New Roman" w:hAnsi="Consolas" w:cs="Times New Roman"/>
+          <w:color w:val="CCCCCC"/>
+          <w:kern w:val="0"/>
+          <w:sz w:val="21"/>
+          <w:szCs w:val="21"/>
+          <w14:ligatures w14:val="none"/>
+        </w:rPr>
+        <w:t>pnpm-debug.log*</w:t>
+      </w:r>
+    </w:p>
+    <w:p>
+      <w:pPr>
+        <w:shd w:val="clear" w:color="auto" w:fill="1F1F1F"/>
+        <w:spacing w:after="0" w:line="285" w:lineRule="atLeast"/>
+        <w:rPr>
+          <w:rFonts w:ascii="Consolas" w:eastAsia="Times New Roman" w:hAnsi="Consolas" w:cs="Times New Roman"/>
+          <w:color w:val="CCCCCC"/>
+          <w:kern w:val="0"/>
+          <w:sz w:val="21"/>
+          <w:szCs w:val="21"/>
+          <w14:ligatures w14:val="none"/>
+        </w:rPr>
+      </w:pPr>
+      <w:r>
+        <w:rPr>
+          <w:rFonts w:ascii="Consolas" w:eastAsia="Times New Roman" w:hAnsi="Consolas" w:cs="Times New Roman"/>
+          <w:color w:val="CCCCCC"/>
+          <w:kern w:val="0"/>
+          <w:sz w:val="21"/>
+          <w:szCs w:val="21"/>
+          <w14:ligatures w14:val="none"/>
+        </w:rPr>
+        <w:t>lerna-debug.log*</w:t>
+      </w:r>
+    </w:p>
+    <w:p>
+      <w:pPr>
+        <w:shd w:val="clear" w:color="auto" w:fill="1F1F1F"/>
+        <w:spacing w:after="0" w:line="285" w:lineRule="atLeast"/>
+        <w:rPr>
+          <w:rFonts w:ascii="Consolas" w:eastAsia="Times New Roman" w:hAnsi="Consolas" w:cs="Times New Roman"/>
+          <w:color w:val="CCCCCC"/>
+          <w:kern w:val="0"/>
+          <w:sz w:val="21"/>
+          <w:szCs w:val="21"/>
+          <w14:ligatures w14:val="none"/>
+        </w:rPr>
+      </w:pPr>
+    </w:p>
+    <w:p>
+      <w:pPr>
+        <w:shd w:val="clear" w:color="auto" w:fill="1F1F1F"/>
+        <w:spacing w:after="0" w:line="285" w:lineRule="atLeast"/>
+        <w:rPr>
+          <w:rFonts w:ascii="Consolas" w:eastAsia="Times New Roman" w:hAnsi="Consolas" w:cs="Times New Roman"/>
+          <w:color w:val="CCCCCC"/>
+          <w:kern w:val="0"/>
+          <w:sz w:val="21"/>
+          <w:szCs w:val="21"/>
+          <w14:ligatures w14:val="none"/>
+        </w:rPr>
+      </w:pPr>
+      <w:r>
+        <w:rPr>
+          <w:rFonts w:ascii="Consolas" w:eastAsia="Times New Roman" w:hAnsi="Consolas" w:cs="Times New Roman"/>
+          <w:color w:val="CCCCCC"/>
+          <w:kern w:val="0"/>
+          <w:sz w:val="21"/>
+          <w:szCs w:val="21"/>
+          <w14:ligatures w14:val="none"/>
+        </w:rPr>
+        <w:t>node_modules</w:t>
+      </w:r>
+      <w:r>
+        <w:rPr>
+          <w:rFonts w:ascii="Consolas" w:eastAsia="Times New Roman" w:hAnsi="Consolas" w:cs="Times New Roman"/>
+          <w:color w:val="CCCCCC"/>
+          <w:kern w:val="0"/>
+          <w:sz w:val="21"/>
+          <w:szCs w:val="21"/>
+          <w14:ligatures w14:val="none"/>
+        </w:rPr>
+        <w:tab/>
+      </w:r>
+      <w:r>
+        <w:rPr>
+          <w:rFonts w:ascii="Consolas" w:eastAsia="Times New Roman" w:hAnsi="Consolas" w:cs="Times New Roman"/>
+          <w:color w:val="CCCCCC"/>
+          <w:kern w:val="0"/>
+          <w:sz w:val="21"/>
+          <w:szCs w:val="21"/>
+          <w14:ligatures w14:val="none"/>
+        </w:rPr>
+        <w:tab/>
+      </w:r>
+      <w:r>
+        <w:rPr>
+          <w:rFonts w:ascii="Consolas" w:eastAsia="Times New Roman" w:hAnsi="Consolas" w:cs="Times New Roman"/>
+          <w:b/>
+          <w:bCs/>
+          <w:color w:val="FFFFFF" w:themeColor="background1"/>
+          <w:kern w:val="0"/>
+          <w14:ligatures w14:val="none"/>
+        </w:rPr>
+        <w:sym w:font="Wingdings" w:char="F0DF"/>
+      </w:r>
+      <w:r>
+        <w:rPr>
+          <w:rFonts w:ascii="Consolas" w:eastAsia="Times New Roman" w:hAnsi="Consolas" w:cs="Times New Roman"/>
+          <w:b/>
+          <w:bCs/>
+          <w:color w:val="FFFFFF" w:themeColor="background1"/>
+          <w:kern w:val="0"/>
+          <w14:ligatures w14:val="none"/>
+        </w:rPr>
+        <w:t xml:space="preserve"> THIS IS VERY IMPORTANT</w:t>
+      </w:r>
+    </w:p>
+    <w:p>
+      <w:pPr>
+        <w:shd w:val="clear" w:color="auto" w:fill="1F1F1F"/>
+        <w:spacing w:after="0" w:line="285" w:lineRule="atLeast"/>
+        <w:rPr>
+          <w:rFonts w:ascii="Consolas" w:eastAsia="Times New Roman" w:hAnsi="Consolas" w:cs="Times New Roman"/>
+          <w:color w:val="CCCCCC"/>
+          <w:kern w:val="0"/>
+          <w:sz w:val="21"/>
+          <w:szCs w:val="21"/>
+          <w14:ligatures w14:val="none"/>
+        </w:rPr>
+      </w:pPr>
+      <w:r>
+        <w:rPr>
+          <w:rFonts w:ascii="Consolas" w:eastAsia="Times New Roman" w:hAnsi="Consolas" w:cs="Times New Roman"/>
+          <w:color w:val="CCCCCC"/>
+          <w:kern w:val="0"/>
+          <w:sz w:val="21"/>
+          <w:szCs w:val="21"/>
+          <w14:ligatures w14:val="none"/>
+        </w:rPr>
+        <w:t>dist</w:t>
+      </w:r>
+    </w:p>
+    <w:p>
+      <w:pPr>
+        <w:shd w:val="clear" w:color="auto" w:fill="1F1F1F"/>
+        <w:spacing w:after="0" w:line="285" w:lineRule="atLeast"/>
+        <w:rPr>
+          <w:rFonts w:ascii="Consolas" w:eastAsia="Times New Roman" w:hAnsi="Consolas" w:cs="Times New Roman"/>
+          <w:color w:val="CCCCCC"/>
+          <w:kern w:val="0"/>
+          <w:sz w:val="21"/>
+          <w:szCs w:val="21"/>
+          <w14:ligatures w14:val="none"/>
+        </w:rPr>
+      </w:pPr>
+      <w:r>
+        <w:rPr>
+          <w:rFonts w:ascii="Consolas" w:eastAsia="Times New Roman" w:hAnsi="Consolas" w:cs="Times New Roman"/>
+          <w:color w:val="CCCCCC"/>
+          <w:kern w:val="0"/>
+          <w:sz w:val="21"/>
+          <w:szCs w:val="21"/>
+          <w14:ligatures w14:val="none"/>
+        </w:rPr>
+        <w:t>dist-ssr</w:t>
+      </w:r>
+    </w:p>
+    <w:p>
+      <w:pPr>
+        <w:shd w:val="clear" w:color="auto" w:fill="1F1F1F"/>
+        <w:spacing w:after="0" w:line="285" w:lineRule="atLeast"/>
+        <w:rPr>
+          <w:rFonts w:ascii="Consolas" w:eastAsia="Times New Roman" w:hAnsi="Consolas" w:cs="Times New Roman"/>
+          <w:color w:val="CCCCCC"/>
+          <w:kern w:val="0"/>
+          <w:sz w:val="21"/>
+          <w:szCs w:val="21"/>
+          <w14:ligatures w14:val="none"/>
+        </w:rPr>
+      </w:pPr>
+      <w:r>
+        <w:rPr>
+          <w:rFonts w:ascii="Consolas" w:eastAsia="Times New Roman" w:hAnsi="Consolas" w:cs="Times New Roman"/>
+          <w:color w:val="CCCCCC"/>
+          <w:kern w:val="0"/>
+          <w:sz w:val="21"/>
+          <w:szCs w:val="21"/>
+          <w14:ligatures w14:val="none"/>
+        </w:rPr>
+        <w:t>*.local</w:t>
+      </w:r>
+    </w:p>
+    <w:p>
+      <w:pPr>
+        <w:shd w:val="clear" w:color="auto" w:fill="1F1F1F"/>
+        <w:spacing w:after="0" w:line="285" w:lineRule="atLeast"/>
+        <w:rPr>
+          <w:rFonts w:ascii="Consolas" w:eastAsia="Times New Roman" w:hAnsi="Consolas" w:cs="Times New Roman"/>
+          <w:color w:val="CCCCCC"/>
+          <w:kern w:val="0"/>
+          <w:sz w:val="21"/>
+          <w:szCs w:val="21"/>
+          <w14:ligatures w14:val="none"/>
+        </w:rPr>
+      </w:pPr>
+    </w:p>
+    <w:p>
+      <w:pPr>
+        <w:shd w:val="clear" w:color="auto" w:fill="1F1F1F"/>
+        <w:spacing w:after="0" w:line="285" w:lineRule="atLeast"/>
+        <w:rPr>
+          <w:rFonts w:ascii="Consolas" w:eastAsia="Times New Roman" w:hAnsi="Consolas" w:cs="Times New Roman"/>
+          <w:color w:val="CCCCCC"/>
+          <w:kern w:val="0"/>
+          <w:sz w:val="21"/>
+          <w:szCs w:val="21"/>
+          <w14:ligatures w14:val="none"/>
+        </w:rPr>
+      </w:pPr>
+      <w:r>
+        <w:rPr>
+          <w:rFonts w:ascii="Consolas" w:eastAsia="Times New Roman" w:hAnsi="Consolas" w:cs="Times New Roman"/>
+          <w:color w:val="6A9955"/>
+          <w:kern w:val="0"/>
+          <w:sz w:val="21"/>
+          <w:szCs w:val="21"/>
+          <w14:ligatures w14:val="none"/>
+        </w:rPr>
+        <w:t># Editor directories and files</w:t>
+      </w:r>
+    </w:p>
+    <w:p>
+      <w:pPr>
+        <w:shd w:val="clear" w:color="auto" w:fill="1F1F1F"/>
+        <w:spacing w:after="0" w:line="285" w:lineRule="atLeast"/>
+        <w:rPr>
+          <w:rFonts w:ascii="Consolas" w:eastAsia="Times New Roman" w:hAnsi="Consolas" w:cs="Times New Roman"/>
+          <w:color w:val="CCCCCC"/>
+          <w:kern w:val="0"/>
+          <w:sz w:val="21"/>
+          <w:szCs w:val="21"/>
+          <w14:ligatures w14:val="none"/>
+        </w:rPr>
+      </w:pPr>
+      <w:r>
+        <w:rPr>
+          <w:rFonts w:ascii="Consolas" w:eastAsia="Times New Roman" w:hAnsi="Consolas" w:cs="Times New Roman"/>
+          <w:color w:val="CCCCCC"/>
+          <w:kern w:val="0"/>
+          <w:sz w:val="21"/>
+          <w:szCs w:val="21"/>
+          <w14:ligatures w14:val="none"/>
+        </w:rPr>
+        <w:t>.vscode/*</w:t>
+      </w:r>
+    </w:p>
+    <w:p>
+      <w:pPr>
+        <w:shd w:val="clear" w:color="auto" w:fill="1F1F1F"/>
+        <w:spacing w:after="0" w:line="285" w:lineRule="atLeast"/>
+        <w:rPr>
+          <w:rFonts w:ascii="Consolas" w:eastAsia="Times New Roman" w:hAnsi="Consolas" w:cs="Times New Roman"/>
+          <w:color w:val="CCCCCC"/>
+          <w:kern w:val="0"/>
+          <w:sz w:val="21"/>
+          <w:szCs w:val="21"/>
+          <w14:ligatures w14:val="none"/>
+        </w:rPr>
+      </w:pPr>
+      <w:r>
+        <w:rPr>
+          <w:rFonts w:ascii="Consolas" w:eastAsia="Times New Roman" w:hAnsi="Consolas" w:cs="Times New Roman"/>
+          <w:color w:val="CCCCCC"/>
+          <w:kern w:val="0"/>
+          <w:sz w:val="21"/>
+          <w:szCs w:val="21"/>
+          <w14:ligatures w14:val="none"/>
+        </w:rPr>
+        <w:t>!.vscode/extensions.json</w:t>
+      </w:r>
+    </w:p>
+    <w:p>
+      <w:pPr>
+        <w:shd w:val="clear" w:color="auto" w:fill="1F1F1F"/>
+        <w:spacing w:after="0" w:line="285" w:lineRule="atLeast"/>
+        <w:rPr>
+          <w:rFonts w:ascii="Consolas" w:eastAsia="Times New Roman" w:hAnsi="Consolas" w:cs="Times New Roman"/>
+          <w:color w:val="CCCCCC"/>
+          <w:kern w:val="0"/>
+          <w:sz w:val="21"/>
+          <w:szCs w:val="21"/>
+          <w14:ligatures w14:val="none"/>
+        </w:rPr>
+      </w:pPr>
+      <w:r>
+        <w:rPr>
+          <w:rFonts w:ascii="Consolas" w:eastAsia="Times New Roman" w:hAnsi="Consolas" w:cs="Times New Roman"/>
+          <w:color w:val="CCCCCC"/>
+          <w:kern w:val="0"/>
+          <w:sz w:val="21"/>
+          <w:szCs w:val="21"/>
+          <w14:ligatures w14:val="none"/>
+        </w:rPr>
+        <w:t>.idea</w:t>
+      </w:r>
+    </w:p>
+    <w:p>
+      <w:pPr>
+        <w:shd w:val="clear" w:color="auto" w:fill="1F1F1F"/>
+        <w:spacing w:after="0" w:line="285" w:lineRule="atLeast"/>
+        <w:rPr>
+          <w:rFonts w:ascii="Consolas" w:eastAsia="Times New Roman" w:hAnsi="Consolas" w:cs="Times New Roman"/>
+          <w:color w:val="CCCCCC"/>
+          <w:kern w:val="0"/>
+          <w:sz w:val="21"/>
+          <w:szCs w:val="21"/>
+          <w14:ligatures w14:val="none"/>
+        </w:rPr>
+      </w:pPr>
+      <w:r>
+        <w:rPr>
+          <w:rFonts w:ascii="Consolas" w:eastAsia="Times New Roman" w:hAnsi="Consolas" w:cs="Times New Roman"/>
+          <w:color w:val="CCCCCC"/>
+          <w:kern w:val="0"/>
+          <w:sz w:val="21"/>
+          <w:szCs w:val="21"/>
+          <w14:ligatures w14:val="none"/>
+        </w:rPr>
+        <w:t>.DS_Store</w:t>
+      </w:r>
+    </w:p>
+    <w:p>
+      <w:pPr>
+        <w:shd w:val="clear" w:color="auto" w:fill="1F1F1F"/>
+        <w:spacing w:after="0" w:line="285" w:lineRule="atLeast"/>
+        <w:rPr>
+          <w:rFonts w:ascii="Consolas" w:eastAsia="Times New Roman" w:hAnsi="Consolas" w:cs="Times New Roman"/>
+          <w:color w:val="CCCCCC"/>
+          <w:kern w:val="0"/>
+          <w:sz w:val="21"/>
+          <w:szCs w:val="21"/>
+          <w14:ligatures w14:val="none"/>
+        </w:rPr>
+      </w:pPr>
+      <w:r>
+        <w:rPr>
+          <w:rFonts w:ascii="Consolas" w:eastAsia="Times New Roman" w:hAnsi="Consolas" w:cs="Times New Roman"/>
+          <w:color w:val="CCCCCC"/>
+          <w:kern w:val="0"/>
+          <w:sz w:val="21"/>
+          <w:szCs w:val="21"/>
+          <w14:ligatures w14:val="none"/>
+        </w:rPr>
+        <w:t>*.suo</w:t>
+      </w:r>
+    </w:p>
+    <w:p>
+      <w:pPr>
+        <w:shd w:val="clear" w:color="auto" w:fill="1F1F1F"/>
+        <w:spacing w:after="0" w:line="285" w:lineRule="atLeast"/>
+        <w:rPr>
+          <w:rFonts w:ascii="Consolas" w:eastAsia="Times New Roman" w:hAnsi="Consolas" w:cs="Times New Roman"/>
+          <w:color w:val="CCCCCC"/>
+          <w:kern w:val="0"/>
+          <w:sz w:val="21"/>
+          <w:szCs w:val="21"/>
+          <w14:ligatures w14:val="none"/>
+        </w:rPr>
+      </w:pPr>
+      <w:r>
+        <w:rPr>
+          <w:rFonts w:ascii="Consolas" w:eastAsia="Times New Roman" w:hAnsi="Consolas" w:cs="Times New Roman"/>
+          <w:color w:val="CCCCCC"/>
+          <w:kern w:val="0"/>
+          <w:sz w:val="21"/>
+          <w:szCs w:val="21"/>
+          <w14:ligatures w14:val="none"/>
+        </w:rPr>
+        <w:t>*.ntvs*</w:t>
+      </w:r>
+    </w:p>
+    <w:p>
+      <w:pPr>
+        <w:shd w:val="clear" w:color="auto" w:fill="1F1F1F"/>
+        <w:spacing w:after="0" w:line="285" w:lineRule="atLeast"/>
+        <w:rPr>
+          <w:rFonts w:ascii="Consolas" w:eastAsia="Times New Roman" w:hAnsi="Consolas" w:cs="Times New Roman"/>
+          <w:color w:val="CCCCCC"/>
+          <w:kern w:val="0"/>
+          <w:sz w:val="21"/>
+          <w:szCs w:val="21"/>
+          <w14:ligatures w14:val="none"/>
+        </w:rPr>
+      </w:pPr>
+      <w:r>
+        <w:rPr>
+          <w:rFonts w:ascii="Consolas" w:eastAsia="Times New Roman" w:hAnsi="Consolas" w:cs="Times New Roman"/>
+          <w:color w:val="CCCCCC"/>
+          <w:kern w:val="0"/>
+          <w:sz w:val="21"/>
+          <w:szCs w:val="21"/>
+          <w14:ligatures w14:val="none"/>
+        </w:rPr>
+        <w:t>*.njsproj</w:t>
+      </w:r>
+    </w:p>
+    <w:p>
+      <w:pPr>
+        <w:shd w:val="clear" w:color="auto" w:fill="1F1F1F"/>
+        <w:spacing w:after="0" w:line="285" w:lineRule="atLeast"/>
+        <w:rPr>
+          <w:rFonts w:ascii="Consolas" w:eastAsia="Times New Roman" w:hAnsi="Consolas" w:cs="Times New Roman"/>
+          <w:color w:val="CCCCCC"/>
+          <w:kern w:val="0"/>
+          <w:sz w:val="21"/>
+          <w:szCs w:val="21"/>
+          <w14:ligatures w14:val="none"/>
+        </w:rPr>
+      </w:pPr>
+      <w:r>
+        <w:rPr>
+          <w:rFonts w:ascii="Consolas" w:eastAsia="Times New Roman" w:hAnsi="Consolas" w:cs="Times New Roman"/>
+          <w:color w:val="CCCCCC"/>
+          <w:kern w:val="0"/>
+          <w:sz w:val="21"/>
+          <w:szCs w:val="21"/>
+          <w14:ligatures w14:val="none"/>
+        </w:rPr>
+        <w:t>*.sln</w:t>
+      </w:r>
+    </w:p>
+    <w:p>
+      <w:pPr>
+        <w:shd w:val="clear" w:color="auto" w:fill="1F1F1F"/>
+        <w:spacing w:after="0" w:line="285" w:lineRule="atLeast"/>
+        <w:rPr>
+          <w:rFonts w:ascii="Consolas" w:eastAsia="Times New Roman" w:hAnsi="Consolas" w:cs="Times New Roman"/>
+          <w:color w:val="CCCCCC"/>
+          <w:kern w:val="0"/>
+          <w:sz w:val="21"/>
+          <w:szCs w:val="21"/>
+          <w14:ligatures w14:val="none"/>
+        </w:rPr>
+      </w:pPr>
+      <w:r>
+        <w:rPr>
+          <w:rFonts w:ascii="Consolas" w:eastAsia="Times New Roman" w:hAnsi="Consolas" w:cs="Times New Roman"/>
+          <w:color w:val="CCCCCC"/>
+          <w:kern w:val="0"/>
+          <w:sz w:val="21"/>
+          <w:szCs w:val="21"/>
+          <w14:ligatures w14:val="none"/>
+        </w:rPr>
+        <w:t>*.sw?</w:t>
+      </w:r>
+    </w:p>
+    <w:p>
+      <w:pPr>
+        <w:shd w:val="clear" w:color="auto" w:fill="1F1F1F"/>
+        <w:spacing w:after="0" w:line="285" w:lineRule="atLeast"/>
+        <w:rPr>
+          <w:rFonts w:ascii="Consolas" w:eastAsia="Times New Roman" w:hAnsi="Consolas" w:cs="Times New Roman"/>
+          <w:color w:val="CCCCCC"/>
+          <w:kern w:val="0"/>
+          <w:sz w:val="21"/>
+          <w:szCs w:val="21"/>
+          <w14:ligatures w14:val="none"/>
+        </w:rPr>
+      </w:pPr>
+      <w:r>
+        <w:rPr>
+          <w:rFonts w:ascii="Consolas" w:eastAsia="Times New Roman" w:hAnsi="Consolas" w:cs="Times New Roman"/>
+          <w:color w:val="CCCCCC"/>
+          <w:kern w:val="0"/>
+          <w:sz w:val="21"/>
+          <w:szCs w:val="21"/>
+          <w14:ligatures w14:val="none"/>
+        </w:rPr>
+        <w:t>.env</w:t>
+      </w:r>
+      <w:r>
+        <w:rPr>
+          <w:rFonts w:ascii="Consolas" w:eastAsia="Times New Roman" w:hAnsi="Consolas" w:cs="Times New Roman"/>
+          <w:color w:val="CCCCCC"/>
+          <w:kern w:val="0"/>
+          <w:sz w:val="21"/>
+          <w:szCs w:val="21"/>
+          <w14:ligatures w14:val="none"/>
+        </w:rPr>
+        <w:tab/>
+      </w:r>
+      <w:r>
+        <w:rPr>
+          <w:rFonts w:ascii="Consolas" w:eastAsia="Times New Roman" w:hAnsi="Consolas" w:cs="Times New Roman"/>
+          <w:color w:val="CCCCCC"/>
+          <w:kern w:val="0"/>
+          <w:sz w:val="21"/>
+          <w:szCs w:val="21"/>
+          <w14:ligatures w14:val="none"/>
+        </w:rPr>
+        <w:tab/>
+      </w:r>
+      <w:r>
+        <w:rPr>
+          <w:rFonts w:ascii="Consolas" w:eastAsia="Times New Roman" w:hAnsi="Consolas" w:cs="Times New Roman"/>
+          <w:color w:val="CCCCCC"/>
+          <w:kern w:val="0"/>
+          <w:sz w:val="21"/>
+          <w:szCs w:val="21"/>
+          <w14:ligatures w14:val="none"/>
+        </w:rPr>
+        <w:tab/>
+      </w:r>
+      <w:r>
+        <w:rPr>
+          <w:rFonts w:ascii="Consolas" w:eastAsia="Times New Roman" w:hAnsi="Consolas" w:cs="Times New Roman"/>
+          <w:b/>
+          <w:bCs/>
+          <w:color w:val="FFFFFF" w:themeColor="background1"/>
+          <w:kern w:val="0"/>
+          <w14:ligatures w14:val="none"/>
+        </w:rPr>
+        <w:sym w:font="Wingdings" w:char="F0DF"/>
+      </w:r>
+      <w:r>
+        <w:rPr>
+          <w:rFonts w:ascii="Consolas" w:eastAsia="Times New Roman" w:hAnsi="Consolas" w:cs="Times New Roman"/>
+          <w:b/>
+          <w:bCs/>
+          <w:color w:val="FFFFFF" w:themeColor="background1"/>
+          <w:kern w:val="0"/>
+          <w14:ligatures w14:val="none"/>
+        </w:rPr>
+        <w:t xml:space="preserve"> THIS IS VERY IMPORTANT</w:t>
+      </w:r>
+    </w:p>
+    <w:p>
+      <w:pPr>
+        <w:spacing w:after="0"/>
+      </w:pPr>
+      <w:r>
+        <w:t>Now we do need to list the dependencies needed since we are not including the node_modules directory. For that, we do:</w:t>
+      </w:r>
+    </w:p>
+    <w:p>
+      <w:pPr>
+        <w:pStyle w:val="ListParagraph"/>
+        <w:numPr>
+          <w:ilvl w:val="0"/>
+          <w:numId w:val="23"/>
+        </w:numPr>
+        <w:spacing w:after="0"/>
+      </w:pPr>
+      <w:r>
+        <w:t xml:space="preserve">In the terminal at root folder run: </w:t>
+      </w:r>
+      <w:r>
+        <w:rPr>
+          <w:b/>
+          <w:bCs/>
+          <w:sz w:val="28"/>
+          <w:szCs w:val="28"/>
+        </w:rPr>
+        <w:t>npm init -y</w:t>
+      </w:r>
+    </w:p>
+    <w:p>
+      <w:pPr>
+        <w:spacing w:after="0"/>
+      </w:pPr>
+      <w:r>
+        <w:t xml:space="preserve">A new file called </w:t>
+      </w:r>
+      <w:r>
+        <w:rPr>
+          <w:b/>
+          <w:bCs/>
+        </w:rPr>
+        <w:t>package.json</w:t>
+      </w:r>
+      <w:r>
+        <w:t xml:space="preserve"> will be made and we have to change the “scripts” section to this for deployment on the server:</w:t>
+      </w:r>
+    </w:p>
+    <w:p>
+      <w:pPr>
+        <w:shd w:val="clear" w:color="auto" w:fill="1F1F1F"/>
+        <w:spacing w:after="0" w:line="285" w:lineRule="atLeast"/>
+        <w:rPr>
+          <w:rFonts w:ascii="Consolas" w:eastAsia="Times New Roman" w:hAnsi="Consolas" w:cs="Times New Roman"/>
+          <w:color w:val="CCCCCC"/>
+          <w:kern w:val="0"/>
+          <w:sz w:val="21"/>
+          <w:szCs w:val="21"/>
+          <w14:ligatures w14:val="none"/>
+        </w:rPr>
+      </w:pPr>
+      <w:r>
+        <w:rPr>
+          <w:rFonts w:ascii="Consolas" w:eastAsia="Times New Roman" w:hAnsi="Consolas" w:cs="Times New Roman"/>
+          <w:color w:val="CCCCCC"/>
+          <w:kern w:val="0"/>
+          <w:sz w:val="21"/>
+          <w:szCs w:val="21"/>
+          <w14:ligatures w14:val="none"/>
+        </w:rPr>
+        <w:t xml:space="preserve">  </w:t>
+      </w:r>
+      <w:r>
+        <w:rPr>
+          <w:rFonts w:ascii="Consolas" w:eastAsia="Times New Roman" w:hAnsi="Consolas" w:cs="Times New Roman"/>
+          <w:color w:val="9CDCFE"/>
+          <w:kern w:val="0"/>
+          <w:sz w:val="21"/>
+          <w:szCs w:val="21"/>
+          <w14:ligatures w14:val="none"/>
+        </w:rPr>
+        <w:t>"scripts"</w:t>
+      </w:r>
+      <w:r>
+        <w:rPr>
+          <w:rFonts w:ascii="Consolas" w:eastAsia="Times New Roman" w:hAnsi="Consolas" w:cs="Times New Roman"/>
+          <w:color w:val="CCCCCC"/>
+          <w:kern w:val="0"/>
+          <w:sz w:val="21"/>
+          <w:szCs w:val="21"/>
+          <w14:ligatures w14:val="none"/>
+        </w:rPr>
+        <w:t>: {</w:t>
+      </w:r>
+    </w:p>
+    <w:p>
+      <w:pPr>
+        <w:shd w:val="clear" w:color="auto" w:fill="1F1F1F"/>
+        <w:spacing w:after="0" w:line="285" w:lineRule="atLeast"/>
+        <w:rPr>
+          <w:rFonts w:ascii="Consolas" w:eastAsia="Times New Roman" w:hAnsi="Consolas" w:cs="Times New Roman"/>
+          <w:color w:val="CCCCCC"/>
+          <w:kern w:val="0"/>
+          <w:sz w:val="21"/>
+          <w:szCs w:val="21"/>
+          <w14:ligatures w14:val="none"/>
+        </w:rPr>
+      </w:pPr>
+      <w:r>
+        <w:rPr>
+          <w:rFonts w:ascii="Consolas" w:eastAsia="Times New Roman" w:hAnsi="Consolas" w:cs="Times New Roman"/>
+          <w:color w:val="CCCCCC"/>
+          <w:kern w:val="0"/>
+          <w:sz w:val="21"/>
+          <w:szCs w:val="21"/>
+          <w14:ligatures w14:val="none"/>
+        </w:rPr>
+        <w:t xml:space="preserve">    </w:t>
+      </w:r>
+      <w:r>
+        <w:rPr>
+          <w:rFonts w:ascii="Consolas" w:eastAsia="Times New Roman" w:hAnsi="Consolas" w:cs="Times New Roman"/>
+          <w:color w:val="9CDCFE"/>
+          <w:kern w:val="0"/>
+          <w:sz w:val="21"/>
+          <w:szCs w:val="21"/>
+          <w14:ligatures w14:val="none"/>
+        </w:rPr>
+        <w:t>"build"</w:t>
+      </w:r>
+      <w:r>
+        <w:rPr>
+          <w:rFonts w:ascii="Consolas" w:eastAsia="Times New Roman" w:hAnsi="Consolas" w:cs="Times New Roman"/>
+          <w:color w:val="CCCCCC"/>
+          <w:kern w:val="0"/>
+          <w:sz w:val="21"/>
+          <w:szCs w:val="21"/>
+          <w14:ligatures w14:val="none"/>
+        </w:rPr>
+        <w:t xml:space="preserve">: </w:t>
+      </w:r>
+      <w:r>
+        <w:rPr>
+          <w:rFonts w:ascii="Consolas" w:eastAsia="Times New Roman" w:hAnsi="Consolas" w:cs="Times New Roman"/>
+          <w:color w:val="CE9178"/>
+          <w:kern w:val="0"/>
+          <w:sz w:val="21"/>
+          <w:szCs w:val="21"/>
+          <w14:ligatures w14:val="none"/>
+        </w:rPr>
+        <w:t>"npm install --prefix backend &amp;&amp; npm install --prefix frontend &amp;&amp; npm run build --prefix frontend"</w:t>
+      </w:r>
+    </w:p>
+    <w:p>
+      <w:pPr>
+        <w:shd w:val="clear" w:color="auto" w:fill="1F1F1F"/>
+        <w:spacing w:after="0" w:line="285" w:lineRule="atLeast"/>
+        <w:rPr>
+          <w:rFonts w:ascii="Consolas" w:eastAsia="Times New Roman" w:hAnsi="Consolas" w:cs="Times New Roman"/>
+          <w:color w:val="CCCCCC"/>
+          <w:kern w:val="0"/>
+          <w:sz w:val="21"/>
+          <w:szCs w:val="21"/>
+          <w14:ligatures w14:val="none"/>
+        </w:rPr>
+      </w:pPr>
+      <w:r>
+        <w:rPr>
+          <w:rFonts w:ascii="Consolas" w:eastAsia="Times New Roman" w:hAnsi="Consolas" w:cs="Times New Roman"/>
+          <w:color w:val="CCCCCC"/>
+          <w:kern w:val="0"/>
+          <w:sz w:val="21"/>
+          <w:szCs w:val="21"/>
+          <w14:ligatures w14:val="none"/>
+        </w:rPr>
+        <w:t>  },</w:t>
+      </w:r>
+    </w:p>
+    <w:p>
+      <w:pPr>
+        <w:spacing w:after="0"/>
+      </w:pPr>
+      <w:r>
+        <w:t>This is what the whole file will look like:</w:t>
+      </w:r>
+    </w:p>
+    <w:p>
+      <w:pPr>
+        <w:shd w:val="clear" w:color="auto" w:fill="1F1F1F"/>
+        <w:spacing w:after="0" w:line="285" w:lineRule="atLeast"/>
+        <w:rPr>
+          <w:rFonts w:ascii="Consolas" w:eastAsia="Times New Roman" w:hAnsi="Consolas" w:cs="Times New Roman"/>
+          <w:color w:val="CCCCCC"/>
+          <w:kern w:val="0"/>
+          <w:sz w:val="21"/>
+          <w:szCs w:val="21"/>
+          <w14:ligatures w14:val="none"/>
+        </w:rPr>
+      </w:pPr>
+      <w:r>
+        <w:rPr>
+          <w:rFonts w:ascii="Consolas" w:eastAsia="Times New Roman" w:hAnsi="Consolas" w:cs="Times New Roman"/>
+          <w:color w:val="CCCCCC"/>
+          <w:kern w:val="0"/>
+          <w:sz w:val="21"/>
+          <w:szCs w:val="21"/>
+          <w14:ligatures w14:val="none"/>
+        </w:rPr>
+        <w:t>{</w:t>
+      </w:r>
+    </w:p>
+    <w:p>
+      <w:pPr>
+        <w:shd w:val="clear" w:color="auto" w:fill="1F1F1F"/>
+        <w:spacing w:after="0" w:line="285" w:lineRule="atLeast"/>
+        <w:rPr>
+          <w:rFonts w:ascii="Consolas" w:eastAsia="Times New Roman" w:hAnsi="Consolas" w:cs="Times New Roman"/>
+          <w:color w:val="CCCCCC"/>
+          <w:kern w:val="0"/>
+          <w:sz w:val="21"/>
+          <w:szCs w:val="21"/>
+          <w14:ligatures w14:val="none"/>
+        </w:rPr>
+      </w:pPr>
+      <w:r>
+        <w:rPr>
+          <w:rFonts w:ascii="Consolas" w:eastAsia="Times New Roman" w:hAnsi="Consolas" w:cs="Times New Roman"/>
+          <w:color w:val="CCCCCC"/>
+          <w:kern w:val="0"/>
+          <w:sz w:val="21"/>
+          <w:szCs w:val="21"/>
+          <w14:ligatures w14:val="none"/>
+        </w:rPr>
+        <w:t xml:space="preserve">  </w:t>
+      </w:r>
+      <w:r>
+        <w:rPr>
+          <w:rFonts w:ascii="Consolas" w:eastAsia="Times New Roman" w:hAnsi="Consolas" w:cs="Times New Roman"/>
+          <w:color w:val="9CDCFE"/>
+          <w:kern w:val="0"/>
+          <w:sz w:val="21"/>
+          <w:szCs w:val="21"/>
+          <w14:ligatures w14:val="none"/>
+        </w:rPr>
+        <w:t>"name"</w:t>
+      </w:r>
+      <w:r>
+        <w:rPr>
+          <w:rFonts w:ascii="Consolas" w:eastAsia="Times New Roman" w:hAnsi="Consolas" w:cs="Times New Roman"/>
+          <w:color w:val="CCCCCC"/>
+          <w:kern w:val="0"/>
+          <w:sz w:val="21"/>
+          <w:szCs w:val="21"/>
+          <w14:ligatures w14:val="none"/>
+        </w:rPr>
+        <w:t xml:space="preserve">: </w:t>
+      </w:r>
+      <w:r>
+        <w:rPr>
+          <w:rFonts w:ascii="Consolas" w:eastAsia="Times New Roman" w:hAnsi="Consolas" w:cs="Times New Roman"/>
+          <w:color w:val="CE9178"/>
+          <w:kern w:val="0"/>
+          <w:sz w:val="21"/>
+          <w:szCs w:val="21"/>
+          <w14:ligatures w14:val="none"/>
+        </w:rPr>
+        <w:t>"mern-stack-todo-list"</w:t>
+      </w:r>
+      <w:r>
+        <w:rPr>
+          <w:rFonts w:ascii="Consolas" w:eastAsia="Times New Roman" w:hAnsi="Consolas" w:cs="Times New Roman"/>
+          <w:color w:val="CCCCCC"/>
+          <w:kern w:val="0"/>
+          <w:sz w:val="21"/>
+          <w:szCs w:val="21"/>
+          <w14:ligatures w14:val="none"/>
+        </w:rPr>
+        <w:t>,</w:t>
+      </w:r>
+    </w:p>
+    <w:p>
+      <w:pPr>
+        <w:shd w:val="clear" w:color="auto" w:fill="1F1F1F"/>
+        <w:spacing w:after="0" w:line="285" w:lineRule="atLeast"/>
+        <w:rPr>
+          <w:rFonts w:ascii="Consolas" w:eastAsia="Times New Roman" w:hAnsi="Consolas" w:cs="Times New Roman"/>
+          <w:color w:val="CCCCCC"/>
+          <w:kern w:val="0"/>
+          <w:sz w:val="21"/>
+          <w:szCs w:val="21"/>
+          <w14:ligatures w14:val="none"/>
+        </w:rPr>
+      </w:pPr>
+      <w:r>
+        <w:rPr>
+          <w:rFonts w:ascii="Consolas" w:eastAsia="Times New Roman" w:hAnsi="Consolas" w:cs="Times New Roman"/>
+          <w:color w:val="CCCCCC"/>
+          <w:kern w:val="0"/>
+          <w:sz w:val="21"/>
+          <w:szCs w:val="21"/>
+          <w14:ligatures w14:val="none"/>
+        </w:rPr>
+        <w:t xml:space="preserve">  </w:t>
+      </w:r>
+      <w:r>
+        <w:rPr>
+          <w:rFonts w:ascii="Consolas" w:eastAsia="Times New Roman" w:hAnsi="Consolas" w:cs="Times New Roman"/>
+          <w:color w:val="9CDCFE"/>
+          <w:kern w:val="0"/>
+          <w:sz w:val="21"/>
+          <w:szCs w:val="21"/>
+          <w14:ligatures w14:val="none"/>
+        </w:rPr>
+        <w:t>"version"</w:t>
+      </w:r>
+      <w:r>
+        <w:rPr>
+          <w:rFonts w:ascii="Consolas" w:eastAsia="Times New Roman" w:hAnsi="Consolas" w:cs="Times New Roman"/>
+          <w:color w:val="CCCCCC"/>
+          <w:kern w:val="0"/>
+          <w:sz w:val="21"/>
+          <w:szCs w:val="21"/>
+          <w14:ligatures w14:val="none"/>
+        </w:rPr>
+        <w:t xml:space="preserve">: </w:t>
+      </w:r>
+      <w:r>
+        <w:rPr>
+          <w:rFonts w:ascii="Consolas" w:eastAsia="Times New Roman" w:hAnsi="Consolas" w:cs="Times New Roman"/>
+          <w:color w:val="CE9178"/>
+          <w:kern w:val="0"/>
+          <w:sz w:val="21"/>
+          <w:szCs w:val="21"/>
+          <w14:ligatures w14:val="none"/>
+        </w:rPr>
+        <w:t>"1.0.0"</w:t>
+      </w:r>
+      <w:r>
+        <w:rPr>
+          <w:rFonts w:ascii="Consolas" w:eastAsia="Times New Roman" w:hAnsi="Consolas" w:cs="Times New Roman"/>
+          <w:color w:val="CCCCCC"/>
+          <w:kern w:val="0"/>
+          <w:sz w:val="21"/>
+          <w:szCs w:val="21"/>
+          <w14:ligatures w14:val="none"/>
+        </w:rPr>
+        <w:t>,</w:t>
+      </w:r>
+    </w:p>
+    <w:p>
+      <w:pPr>
+        <w:shd w:val="clear" w:color="auto" w:fill="1F1F1F"/>
+        <w:spacing w:after="0" w:line="285" w:lineRule="atLeast"/>
+        <w:rPr>
+          <w:rFonts w:ascii="Consolas" w:eastAsia="Times New Roman" w:hAnsi="Consolas" w:cs="Times New Roman"/>
+          <w:color w:val="CCCCCC"/>
+          <w:kern w:val="0"/>
+          <w:sz w:val="21"/>
+          <w:szCs w:val="21"/>
+          <w14:ligatures w14:val="none"/>
+        </w:rPr>
+      </w:pPr>
+      <w:r>
+        <w:rPr>
+          <w:rFonts w:ascii="Consolas" w:eastAsia="Times New Roman" w:hAnsi="Consolas" w:cs="Times New Roman"/>
+          <w:color w:val="CCCCCC"/>
+          <w:kern w:val="0"/>
+          <w:sz w:val="21"/>
+          <w:szCs w:val="21"/>
+          <w14:ligatures w14:val="none"/>
+        </w:rPr>
+        <w:t xml:space="preserve">  </w:t>
+      </w:r>
+      <w:r>
+        <w:rPr>
+          <w:rFonts w:ascii="Consolas" w:eastAsia="Times New Roman" w:hAnsi="Consolas" w:cs="Times New Roman"/>
+          <w:color w:val="9CDCFE"/>
+          <w:kern w:val="0"/>
+          <w:sz w:val="21"/>
+          <w:szCs w:val="21"/>
+          <w14:ligatures w14:val="none"/>
+        </w:rPr>
+        <w:t>"description"</w:t>
+      </w:r>
+      <w:r>
+        <w:rPr>
+          <w:rFonts w:ascii="Consolas" w:eastAsia="Times New Roman" w:hAnsi="Consolas" w:cs="Times New Roman"/>
+          <w:color w:val="CCCCCC"/>
+          <w:kern w:val="0"/>
+          <w:sz w:val="21"/>
+          <w:szCs w:val="21"/>
+          <w14:ligatures w14:val="none"/>
+        </w:rPr>
+        <w:t xml:space="preserve">: </w:t>
+      </w:r>
+      <w:r>
+        <w:rPr>
+          <w:rFonts w:ascii="Consolas" w:eastAsia="Times New Roman" w:hAnsi="Consolas" w:cs="Times New Roman"/>
+          <w:color w:val="CE9178"/>
+          <w:kern w:val="0"/>
+          <w:sz w:val="21"/>
+          <w:szCs w:val="21"/>
+          <w14:ligatures w14:val="none"/>
+        </w:rPr>
+        <w:t>""</w:t>
+      </w:r>
+      <w:r>
+        <w:rPr>
+          <w:rFonts w:ascii="Consolas" w:eastAsia="Times New Roman" w:hAnsi="Consolas" w:cs="Times New Roman"/>
+          <w:color w:val="CCCCCC"/>
+          <w:kern w:val="0"/>
+          <w:sz w:val="21"/>
+          <w:szCs w:val="21"/>
+          <w14:ligatures w14:val="none"/>
+        </w:rPr>
+        <w:t>,</w:t>
+      </w:r>
+    </w:p>
+    <w:p>
+      <w:pPr>
+        <w:shd w:val="clear" w:color="auto" w:fill="1F1F1F"/>
+        <w:spacing w:after="0" w:line="285" w:lineRule="atLeast"/>
+        <w:rPr>
+          <w:rFonts w:ascii="Consolas" w:eastAsia="Times New Roman" w:hAnsi="Consolas" w:cs="Times New Roman"/>
+          <w:color w:val="CCCCCC"/>
+          <w:kern w:val="0"/>
+          <w:sz w:val="21"/>
+          <w:szCs w:val="21"/>
+          <w14:ligatures w14:val="none"/>
+        </w:rPr>
+      </w:pPr>
+      <w:r>
+        <w:rPr>
+          <w:rFonts w:ascii="Consolas" w:eastAsia="Times New Roman" w:hAnsi="Consolas" w:cs="Times New Roman"/>
+          <w:color w:val="CCCCCC"/>
+          <w:kern w:val="0"/>
+          <w:sz w:val="21"/>
+          <w:szCs w:val="21"/>
+          <w14:ligatures w14:val="none"/>
+        </w:rPr>
+        <w:t xml:space="preserve">  </w:t>
+      </w:r>
+      <w:r>
+        <w:rPr>
+          <w:rFonts w:ascii="Consolas" w:eastAsia="Times New Roman" w:hAnsi="Consolas" w:cs="Times New Roman"/>
+          <w:color w:val="9CDCFE"/>
+          <w:kern w:val="0"/>
+          <w:sz w:val="21"/>
+          <w:szCs w:val="21"/>
+          <w14:ligatures w14:val="none"/>
+        </w:rPr>
+        <w:t>"main"</w:t>
+      </w:r>
+      <w:r>
+        <w:rPr>
+          <w:rFonts w:ascii="Consolas" w:eastAsia="Times New Roman" w:hAnsi="Consolas" w:cs="Times New Roman"/>
+          <w:color w:val="CCCCCC"/>
+          <w:kern w:val="0"/>
+          <w:sz w:val="21"/>
+          <w:szCs w:val="21"/>
+          <w14:ligatures w14:val="none"/>
+        </w:rPr>
+        <w:t xml:space="preserve">: </w:t>
+      </w:r>
+      <w:r>
+        <w:rPr>
+          <w:rFonts w:ascii="Consolas" w:eastAsia="Times New Roman" w:hAnsi="Consolas" w:cs="Times New Roman"/>
+          <w:color w:val="CE9178"/>
+          <w:kern w:val="0"/>
+          <w:sz w:val="21"/>
+          <w:szCs w:val="21"/>
+          <w14:ligatures w14:val="none"/>
+        </w:rPr>
+        <w:t>"index.js"</w:t>
+      </w:r>
+      <w:r>
+        <w:rPr>
+          <w:rFonts w:ascii="Consolas" w:eastAsia="Times New Roman" w:hAnsi="Consolas" w:cs="Times New Roman"/>
+          <w:color w:val="CCCCCC"/>
+          <w:kern w:val="0"/>
+          <w:sz w:val="21"/>
+          <w:szCs w:val="21"/>
+          <w14:ligatures w14:val="none"/>
+        </w:rPr>
+        <w:t>,</w:t>
+      </w:r>
+    </w:p>
+    <w:p>
+      <w:pPr>
+        <w:shd w:val="clear" w:color="auto" w:fill="1F1F1F"/>
+        <w:spacing w:after="0" w:line="285" w:lineRule="atLeast"/>
+        <w:rPr>
+          <w:rFonts w:ascii="Consolas" w:eastAsia="Times New Roman" w:hAnsi="Consolas" w:cs="Times New Roman"/>
+          <w:color w:val="CCCCCC"/>
+          <w:kern w:val="0"/>
+          <w:sz w:val="21"/>
+          <w:szCs w:val="21"/>
+          <w14:ligatures w14:val="none"/>
+        </w:rPr>
+      </w:pPr>
+      <w:r>
+        <w:rPr>
+          <w:rFonts w:ascii="Consolas" w:eastAsia="Times New Roman" w:hAnsi="Consolas" w:cs="Times New Roman"/>
+          <w:color w:val="CCCCCC"/>
+          <w:kern w:val="0"/>
+          <w:sz w:val="21"/>
+          <w:szCs w:val="21"/>
+          <w14:ligatures w14:val="none"/>
+        </w:rPr>
+        <w:t xml:space="preserve">  </w:t>
+      </w:r>
+      <w:r>
+        <w:rPr>
+          <w:rFonts w:ascii="Consolas" w:eastAsia="Times New Roman" w:hAnsi="Consolas" w:cs="Times New Roman"/>
+          <w:color w:val="9CDCFE"/>
+          <w:kern w:val="0"/>
+          <w:sz w:val="21"/>
+          <w:szCs w:val="21"/>
+          <w14:ligatures w14:val="none"/>
+        </w:rPr>
+        <w:t>"scripts"</w:t>
+      </w:r>
+      <w:r>
+        <w:rPr>
+          <w:rFonts w:ascii="Consolas" w:eastAsia="Times New Roman" w:hAnsi="Consolas" w:cs="Times New Roman"/>
+          <w:color w:val="CCCCCC"/>
+          <w:kern w:val="0"/>
+          <w:sz w:val="21"/>
+          <w:szCs w:val="21"/>
+          <w14:ligatures w14:val="none"/>
+        </w:rPr>
+        <w:t>: {</w:t>
+      </w:r>
+    </w:p>
+    <w:p>
+      <w:pPr>
+        <w:shd w:val="clear" w:color="auto" w:fill="1F1F1F"/>
+        <w:spacing w:after="0" w:line="285" w:lineRule="atLeast"/>
+        <w:rPr>
+          <w:rFonts w:ascii="Consolas" w:eastAsia="Times New Roman" w:hAnsi="Consolas" w:cs="Times New Roman"/>
+          <w:color w:val="CCCCCC"/>
+          <w:kern w:val="0"/>
+          <w:sz w:val="21"/>
+          <w:szCs w:val="21"/>
+          <w14:ligatures w14:val="none"/>
+        </w:rPr>
+      </w:pPr>
+      <w:r>
+        <w:rPr>
+          <w:rFonts w:ascii="Consolas" w:eastAsia="Times New Roman" w:hAnsi="Consolas" w:cs="Times New Roman"/>
+          <w:color w:val="CCCCCC"/>
+          <w:kern w:val="0"/>
+          <w:sz w:val="21"/>
+          <w:szCs w:val="21"/>
+          <w14:ligatures w14:val="none"/>
+        </w:rPr>
+        <w:t xml:space="preserve">    </w:t>
+      </w:r>
+      <w:r>
+        <w:rPr>
+          <w:rFonts w:ascii="Consolas" w:eastAsia="Times New Roman" w:hAnsi="Consolas" w:cs="Times New Roman"/>
+          <w:color w:val="9CDCFE"/>
+          <w:kern w:val="0"/>
+          <w:sz w:val="21"/>
+          <w:szCs w:val="21"/>
+          <w14:ligatures w14:val="none"/>
+        </w:rPr>
+        <w:t>"build"</w:t>
+      </w:r>
+      <w:r>
+        <w:rPr>
+          <w:rFonts w:ascii="Consolas" w:eastAsia="Times New Roman" w:hAnsi="Consolas" w:cs="Times New Roman"/>
+          <w:color w:val="CCCCCC"/>
+          <w:kern w:val="0"/>
+          <w:sz w:val="21"/>
+          <w:szCs w:val="21"/>
+          <w14:ligatures w14:val="none"/>
+        </w:rPr>
+        <w:t xml:space="preserve">: </w:t>
+      </w:r>
+      <w:r>
+        <w:rPr>
+          <w:rFonts w:ascii="Consolas" w:eastAsia="Times New Roman" w:hAnsi="Consolas" w:cs="Times New Roman"/>
+          <w:color w:val="CE9178"/>
+          <w:kern w:val="0"/>
+          <w:sz w:val="21"/>
+          <w:szCs w:val="21"/>
+          <w14:ligatures w14:val="none"/>
+        </w:rPr>
+        <w:t>"npm install --prefix backend &amp;&amp; npm install --prefix frontend &amp;&amp; npm run build --prefix frontend"</w:t>
+      </w:r>
+    </w:p>
+    <w:p>
+      <w:pPr>
+        <w:shd w:val="clear" w:color="auto" w:fill="1F1F1F"/>
+        <w:spacing w:after="0" w:line="285" w:lineRule="atLeast"/>
+        <w:rPr>
+          <w:rFonts w:ascii="Consolas" w:eastAsia="Times New Roman" w:hAnsi="Consolas" w:cs="Times New Roman"/>
+          <w:color w:val="CCCCCC"/>
+          <w:kern w:val="0"/>
+          <w:sz w:val="21"/>
+          <w:szCs w:val="21"/>
+          <w14:ligatures w14:val="none"/>
+        </w:rPr>
+      </w:pPr>
+      <w:r>
+        <w:rPr>
+          <w:rFonts w:ascii="Consolas" w:eastAsia="Times New Roman" w:hAnsi="Consolas" w:cs="Times New Roman"/>
+          <w:color w:val="CCCCCC"/>
+          <w:kern w:val="0"/>
+          <w:sz w:val="21"/>
+          <w:szCs w:val="21"/>
+          <w14:ligatures w14:val="none"/>
+        </w:rPr>
+        <w:lastRenderedPageBreak/>
+        <w:t>  },</w:t>
+      </w:r>
+    </w:p>
+    <w:p>
+      <w:pPr>
+        <w:shd w:val="clear" w:color="auto" w:fill="1F1F1F"/>
+        <w:spacing w:after="0" w:line="285" w:lineRule="atLeast"/>
+        <w:rPr>
+          <w:rFonts w:ascii="Consolas" w:eastAsia="Times New Roman" w:hAnsi="Consolas" w:cs="Times New Roman"/>
+          <w:color w:val="CCCCCC"/>
+          <w:kern w:val="0"/>
+          <w:sz w:val="21"/>
+          <w:szCs w:val="21"/>
+          <w14:ligatures w14:val="none"/>
+        </w:rPr>
+      </w:pPr>
+      <w:r>
+        <w:rPr>
+          <w:rFonts w:ascii="Consolas" w:eastAsia="Times New Roman" w:hAnsi="Consolas" w:cs="Times New Roman"/>
+          <w:color w:val="CCCCCC"/>
+          <w:kern w:val="0"/>
+          <w:sz w:val="21"/>
+          <w:szCs w:val="21"/>
+          <w14:ligatures w14:val="none"/>
+        </w:rPr>
+        <w:t xml:space="preserve">  </w:t>
+      </w:r>
+      <w:r>
+        <w:rPr>
+          <w:rFonts w:ascii="Consolas" w:eastAsia="Times New Roman" w:hAnsi="Consolas" w:cs="Times New Roman"/>
+          <w:color w:val="9CDCFE"/>
+          <w:kern w:val="0"/>
+          <w:sz w:val="21"/>
+          <w:szCs w:val="21"/>
+          <w14:ligatures w14:val="none"/>
+        </w:rPr>
+        <w:t>"repository"</w:t>
+      </w:r>
+      <w:r>
+        <w:rPr>
+          <w:rFonts w:ascii="Consolas" w:eastAsia="Times New Roman" w:hAnsi="Consolas" w:cs="Times New Roman"/>
+          <w:color w:val="CCCCCC"/>
+          <w:kern w:val="0"/>
+          <w:sz w:val="21"/>
+          <w:szCs w:val="21"/>
+          <w14:ligatures w14:val="none"/>
+        </w:rPr>
+        <w:t>: {</w:t>
+      </w:r>
+    </w:p>
+    <w:p>
+      <w:pPr>
+        <w:shd w:val="clear" w:color="auto" w:fill="1F1F1F"/>
+        <w:spacing w:after="0" w:line="285" w:lineRule="atLeast"/>
+        <w:rPr>
+          <w:rFonts w:ascii="Consolas" w:eastAsia="Times New Roman" w:hAnsi="Consolas" w:cs="Times New Roman"/>
+          <w:color w:val="CCCCCC"/>
+          <w:kern w:val="0"/>
+          <w:sz w:val="21"/>
+          <w:szCs w:val="21"/>
+          <w14:ligatures w14:val="none"/>
+        </w:rPr>
+      </w:pPr>
+      <w:r>
+        <w:rPr>
+          <w:rFonts w:ascii="Consolas" w:eastAsia="Times New Roman" w:hAnsi="Consolas" w:cs="Times New Roman"/>
+          <w:color w:val="CCCCCC"/>
+          <w:kern w:val="0"/>
+          <w:sz w:val="21"/>
+          <w:szCs w:val="21"/>
+          <w14:ligatures w14:val="none"/>
+        </w:rPr>
+        <w:t xml:space="preserve">    </w:t>
+      </w:r>
+      <w:r>
+        <w:rPr>
+          <w:rFonts w:ascii="Consolas" w:eastAsia="Times New Roman" w:hAnsi="Consolas" w:cs="Times New Roman"/>
+          <w:color w:val="9CDCFE"/>
+          <w:kern w:val="0"/>
+          <w:sz w:val="21"/>
+          <w:szCs w:val="21"/>
+          <w14:ligatures w14:val="none"/>
+        </w:rPr>
+        <w:t>"type"</w:t>
+      </w:r>
+      <w:r>
+        <w:rPr>
+          <w:rFonts w:ascii="Consolas" w:eastAsia="Times New Roman" w:hAnsi="Consolas" w:cs="Times New Roman"/>
+          <w:color w:val="CCCCCC"/>
+          <w:kern w:val="0"/>
+          <w:sz w:val="21"/>
+          <w:szCs w:val="21"/>
+          <w14:ligatures w14:val="none"/>
+        </w:rPr>
+        <w:t xml:space="preserve">: </w:t>
+      </w:r>
+      <w:r>
+        <w:rPr>
+          <w:rFonts w:ascii="Consolas" w:eastAsia="Times New Roman" w:hAnsi="Consolas" w:cs="Times New Roman"/>
+          <w:color w:val="CE9178"/>
+          <w:kern w:val="0"/>
+          <w:sz w:val="21"/>
+          <w:szCs w:val="21"/>
+          <w14:ligatures w14:val="none"/>
+        </w:rPr>
+        <w:t>"git"</w:t>
+      </w:r>
+      <w:r>
+        <w:rPr>
+          <w:rFonts w:ascii="Consolas" w:eastAsia="Times New Roman" w:hAnsi="Consolas" w:cs="Times New Roman"/>
+          <w:color w:val="CCCCCC"/>
+          <w:kern w:val="0"/>
+          <w:sz w:val="21"/>
+          <w:szCs w:val="21"/>
+          <w14:ligatures w14:val="none"/>
+        </w:rPr>
+        <w:t>,</w:t>
+      </w:r>
+    </w:p>
+    <w:p>
+      <w:pPr>
+        <w:shd w:val="clear" w:color="auto" w:fill="1F1F1F"/>
+        <w:spacing w:after="0" w:line="285" w:lineRule="atLeast"/>
+        <w:rPr>
+          <w:rFonts w:ascii="Consolas" w:eastAsia="Times New Roman" w:hAnsi="Consolas" w:cs="Times New Roman"/>
+          <w:color w:val="CCCCCC"/>
+          <w:kern w:val="0"/>
+          <w:sz w:val="21"/>
+          <w:szCs w:val="21"/>
+          <w14:ligatures w14:val="none"/>
+        </w:rPr>
+      </w:pPr>
+      <w:r>
+        <w:rPr>
+          <w:rFonts w:ascii="Consolas" w:eastAsia="Times New Roman" w:hAnsi="Consolas" w:cs="Times New Roman"/>
+          <w:color w:val="CCCCCC"/>
+          <w:kern w:val="0"/>
+          <w:sz w:val="21"/>
+          <w:szCs w:val="21"/>
+          <w14:ligatures w14:val="none"/>
+        </w:rPr>
+        <w:t xml:space="preserve">    </w:t>
+      </w:r>
+      <w:r>
+        <w:rPr>
+          <w:rFonts w:ascii="Consolas" w:eastAsia="Times New Roman" w:hAnsi="Consolas" w:cs="Times New Roman"/>
+          <w:color w:val="9CDCFE"/>
+          <w:kern w:val="0"/>
+          <w:sz w:val="21"/>
+          <w:szCs w:val="21"/>
+          <w14:ligatures w14:val="none"/>
+        </w:rPr>
+        <w:t>"url"</w:t>
+      </w:r>
+      <w:r>
+        <w:rPr>
+          <w:rFonts w:ascii="Consolas" w:eastAsia="Times New Roman" w:hAnsi="Consolas" w:cs="Times New Roman"/>
+          <w:color w:val="CCCCCC"/>
+          <w:kern w:val="0"/>
+          <w:sz w:val="21"/>
+          <w:szCs w:val="21"/>
+          <w14:ligatures w14:val="none"/>
+        </w:rPr>
+        <w:t xml:space="preserve">: </w:t>
+      </w:r>
+      <w:r>
+        <w:rPr>
+          <w:rFonts w:ascii="Consolas" w:eastAsia="Times New Roman" w:hAnsi="Consolas" w:cs="Times New Roman"/>
+          <w:color w:val="CE9178"/>
+          <w:kern w:val="0"/>
+          <w:sz w:val="21"/>
+          <w:szCs w:val="21"/>
+          <w14:ligatures w14:val="none"/>
+        </w:rPr>
+        <w:t>"git+https://github.com/Ariocodes/MERN-Stack-ToDo-list.git"</w:t>
+      </w:r>
+    </w:p>
+    <w:p>
+      <w:pPr>
+        <w:shd w:val="clear" w:color="auto" w:fill="1F1F1F"/>
+        <w:spacing w:after="0" w:line="285" w:lineRule="atLeast"/>
+        <w:rPr>
+          <w:rFonts w:ascii="Consolas" w:eastAsia="Times New Roman" w:hAnsi="Consolas" w:cs="Times New Roman"/>
+          <w:color w:val="CCCCCC"/>
+          <w:kern w:val="0"/>
+          <w:sz w:val="21"/>
+          <w:szCs w:val="21"/>
+          <w14:ligatures w14:val="none"/>
+        </w:rPr>
+      </w:pPr>
+      <w:r>
+        <w:rPr>
+          <w:rFonts w:ascii="Consolas" w:eastAsia="Times New Roman" w:hAnsi="Consolas" w:cs="Times New Roman"/>
+          <w:color w:val="CCCCCC"/>
+          <w:kern w:val="0"/>
+          <w:sz w:val="21"/>
+          <w:szCs w:val="21"/>
+          <w14:ligatures w14:val="none"/>
+        </w:rPr>
+        <w:t>  },</w:t>
+      </w:r>
+    </w:p>
+    <w:p>
+      <w:pPr>
+        <w:shd w:val="clear" w:color="auto" w:fill="1F1F1F"/>
+        <w:spacing w:after="0" w:line="285" w:lineRule="atLeast"/>
+        <w:rPr>
+          <w:rFonts w:ascii="Consolas" w:eastAsia="Times New Roman" w:hAnsi="Consolas" w:cs="Times New Roman"/>
+          <w:color w:val="CCCCCC"/>
+          <w:kern w:val="0"/>
+          <w:sz w:val="21"/>
+          <w:szCs w:val="21"/>
+          <w14:ligatures w14:val="none"/>
+        </w:rPr>
+      </w:pPr>
+      <w:r>
+        <w:rPr>
+          <w:rFonts w:ascii="Consolas" w:eastAsia="Times New Roman" w:hAnsi="Consolas" w:cs="Times New Roman"/>
+          <w:color w:val="CCCCCC"/>
+          <w:kern w:val="0"/>
+          <w:sz w:val="21"/>
+          <w:szCs w:val="21"/>
+          <w14:ligatures w14:val="none"/>
+        </w:rPr>
+        <w:t xml:space="preserve">  </w:t>
+      </w:r>
+      <w:r>
+        <w:rPr>
+          <w:rFonts w:ascii="Consolas" w:eastAsia="Times New Roman" w:hAnsi="Consolas" w:cs="Times New Roman"/>
+          <w:color w:val="9CDCFE"/>
+          <w:kern w:val="0"/>
+          <w:sz w:val="21"/>
+          <w:szCs w:val="21"/>
+          <w14:ligatures w14:val="none"/>
+        </w:rPr>
+        <w:t>"keywords"</w:t>
+      </w:r>
+      <w:r>
+        <w:rPr>
+          <w:rFonts w:ascii="Consolas" w:eastAsia="Times New Roman" w:hAnsi="Consolas" w:cs="Times New Roman"/>
+          <w:color w:val="CCCCCC"/>
+          <w:kern w:val="0"/>
+          <w:sz w:val="21"/>
+          <w:szCs w:val="21"/>
+          <w14:ligatures w14:val="none"/>
+        </w:rPr>
+        <w:t>: [],</w:t>
+      </w:r>
+    </w:p>
+    <w:p>
+      <w:pPr>
+        <w:shd w:val="clear" w:color="auto" w:fill="1F1F1F"/>
+        <w:spacing w:after="0" w:line="285" w:lineRule="atLeast"/>
+        <w:rPr>
+          <w:rFonts w:ascii="Consolas" w:eastAsia="Times New Roman" w:hAnsi="Consolas" w:cs="Times New Roman"/>
+          <w:color w:val="CCCCCC"/>
+          <w:kern w:val="0"/>
+          <w:sz w:val="21"/>
+          <w:szCs w:val="21"/>
+          <w14:ligatures w14:val="none"/>
+        </w:rPr>
+      </w:pPr>
+      <w:r>
+        <w:rPr>
+          <w:rFonts w:ascii="Consolas" w:eastAsia="Times New Roman" w:hAnsi="Consolas" w:cs="Times New Roman"/>
+          <w:color w:val="CCCCCC"/>
+          <w:kern w:val="0"/>
+          <w:sz w:val="21"/>
+          <w:szCs w:val="21"/>
+          <w14:ligatures w14:val="none"/>
+        </w:rPr>
+        <w:t xml:space="preserve">  </w:t>
+      </w:r>
+      <w:r>
+        <w:rPr>
+          <w:rFonts w:ascii="Consolas" w:eastAsia="Times New Roman" w:hAnsi="Consolas" w:cs="Times New Roman"/>
+          <w:color w:val="9CDCFE"/>
+          <w:kern w:val="0"/>
+          <w:sz w:val="21"/>
+          <w:szCs w:val="21"/>
+          <w14:ligatures w14:val="none"/>
+        </w:rPr>
+        <w:t>"author"</w:t>
+      </w:r>
+      <w:r>
+        <w:rPr>
+          <w:rFonts w:ascii="Consolas" w:eastAsia="Times New Roman" w:hAnsi="Consolas" w:cs="Times New Roman"/>
+          <w:color w:val="CCCCCC"/>
+          <w:kern w:val="0"/>
+          <w:sz w:val="21"/>
+          <w:szCs w:val="21"/>
+          <w14:ligatures w14:val="none"/>
+        </w:rPr>
+        <w:t xml:space="preserve">: </w:t>
+      </w:r>
+      <w:r>
+        <w:rPr>
+          <w:rFonts w:ascii="Consolas" w:eastAsia="Times New Roman" w:hAnsi="Consolas" w:cs="Times New Roman"/>
+          <w:color w:val="CE9178"/>
+          <w:kern w:val="0"/>
+          <w:sz w:val="21"/>
+          <w:szCs w:val="21"/>
+          <w14:ligatures w14:val="none"/>
+        </w:rPr>
+        <w:t>""</w:t>
+      </w:r>
+      <w:r>
+        <w:rPr>
+          <w:rFonts w:ascii="Consolas" w:eastAsia="Times New Roman" w:hAnsi="Consolas" w:cs="Times New Roman"/>
+          <w:color w:val="CCCCCC"/>
+          <w:kern w:val="0"/>
+          <w:sz w:val="21"/>
+          <w:szCs w:val="21"/>
+          <w14:ligatures w14:val="none"/>
+        </w:rPr>
+        <w:t>,</w:t>
+      </w:r>
+    </w:p>
+    <w:p>
+      <w:pPr>
+        <w:shd w:val="clear" w:color="auto" w:fill="1F1F1F"/>
+        <w:spacing w:after="0" w:line="285" w:lineRule="atLeast"/>
+        <w:rPr>
+          <w:rFonts w:ascii="Consolas" w:eastAsia="Times New Roman" w:hAnsi="Consolas" w:cs="Times New Roman"/>
+          <w:color w:val="CCCCCC"/>
+          <w:kern w:val="0"/>
+          <w:sz w:val="21"/>
+          <w:szCs w:val="21"/>
+          <w14:ligatures w14:val="none"/>
+        </w:rPr>
+      </w:pPr>
+      <w:r>
+        <w:rPr>
+          <w:rFonts w:ascii="Consolas" w:eastAsia="Times New Roman" w:hAnsi="Consolas" w:cs="Times New Roman"/>
+          <w:color w:val="CCCCCC"/>
+          <w:kern w:val="0"/>
+          <w:sz w:val="21"/>
+          <w:szCs w:val="21"/>
+          <w14:ligatures w14:val="none"/>
+        </w:rPr>
+        <w:t xml:space="preserve">  </w:t>
+      </w:r>
+      <w:r>
+        <w:rPr>
+          <w:rFonts w:ascii="Consolas" w:eastAsia="Times New Roman" w:hAnsi="Consolas" w:cs="Times New Roman"/>
+          <w:color w:val="9CDCFE"/>
+          <w:kern w:val="0"/>
+          <w:sz w:val="21"/>
+          <w:szCs w:val="21"/>
+          <w14:ligatures w14:val="none"/>
+        </w:rPr>
+        <w:t>"license"</w:t>
+      </w:r>
+      <w:r>
+        <w:rPr>
+          <w:rFonts w:ascii="Consolas" w:eastAsia="Times New Roman" w:hAnsi="Consolas" w:cs="Times New Roman"/>
+          <w:color w:val="CCCCCC"/>
+          <w:kern w:val="0"/>
+          <w:sz w:val="21"/>
+          <w:szCs w:val="21"/>
+          <w14:ligatures w14:val="none"/>
+        </w:rPr>
+        <w:t xml:space="preserve">: </w:t>
+      </w:r>
+      <w:r>
+        <w:rPr>
+          <w:rFonts w:ascii="Consolas" w:eastAsia="Times New Roman" w:hAnsi="Consolas" w:cs="Times New Roman"/>
+          <w:color w:val="CE9178"/>
+          <w:kern w:val="0"/>
+          <w:sz w:val="21"/>
+          <w:szCs w:val="21"/>
+          <w14:ligatures w14:val="none"/>
+        </w:rPr>
+        <w:t>"ISC"</w:t>
+      </w:r>
+      <w:r>
+        <w:rPr>
+          <w:rFonts w:ascii="Consolas" w:eastAsia="Times New Roman" w:hAnsi="Consolas" w:cs="Times New Roman"/>
+          <w:color w:val="CCCCCC"/>
+          <w:kern w:val="0"/>
+          <w:sz w:val="21"/>
+          <w:szCs w:val="21"/>
+          <w14:ligatures w14:val="none"/>
+        </w:rPr>
+        <w:t>,</w:t>
+      </w:r>
+    </w:p>
+    <w:p>
+      <w:pPr>
+        <w:shd w:val="clear" w:color="auto" w:fill="1F1F1F"/>
+        <w:spacing w:after="0" w:line="285" w:lineRule="atLeast"/>
+        <w:rPr>
+          <w:rFonts w:ascii="Consolas" w:eastAsia="Times New Roman" w:hAnsi="Consolas" w:cs="Times New Roman"/>
+          <w:color w:val="CCCCCC"/>
+          <w:kern w:val="0"/>
+          <w:sz w:val="21"/>
+          <w:szCs w:val="21"/>
+          <w14:ligatures w14:val="none"/>
+        </w:rPr>
+      </w:pPr>
+      <w:r>
+        <w:rPr>
+          <w:rFonts w:ascii="Consolas" w:eastAsia="Times New Roman" w:hAnsi="Consolas" w:cs="Times New Roman"/>
+          <w:color w:val="CCCCCC"/>
+          <w:kern w:val="0"/>
+          <w:sz w:val="21"/>
+          <w:szCs w:val="21"/>
+          <w14:ligatures w14:val="none"/>
+        </w:rPr>
+        <w:t xml:space="preserve">  </w:t>
+      </w:r>
+      <w:r>
+        <w:rPr>
+          <w:rFonts w:ascii="Consolas" w:eastAsia="Times New Roman" w:hAnsi="Consolas" w:cs="Times New Roman"/>
+          <w:color w:val="9CDCFE"/>
+          <w:kern w:val="0"/>
+          <w:sz w:val="21"/>
+          <w:szCs w:val="21"/>
+          <w14:ligatures w14:val="none"/>
+        </w:rPr>
+        <w:t>"type"</w:t>
+      </w:r>
+      <w:r>
+        <w:rPr>
+          <w:rFonts w:ascii="Consolas" w:eastAsia="Times New Roman" w:hAnsi="Consolas" w:cs="Times New Roman"/>
+          <w:color w:val="CCCCCC"/>
+          <w:kern w:val="0"/>
+          <w:sz w:val="21"/>
+          <w:szCs w:val="21"/>
+          <w14:ligatures w14:val="none"/>
+        </w:rPr>
+        <w:t xml:space="preserve">: </w:t>
+      </w:r>
+      <w:r>
+        <w:rPr>
+          <w:rFonts w:ascii="Consolas" w:eastAsia="Times New Roman" w:hAnsi="Consolas" w:cs="Times New Roman"/>
+          <w:color w:val="CE9178"/>
+          <w:kern w:val="0"/>
+          <w:sz w:val="21"/>
+          <w:szCs w:val="21"/>
+          <w14:ligatures w14:val="none"/>
+        </w:rPr>
+        <w:t>"commonjs"</w:t>
+      </w:r>
+      <w:r>
+        <w:rPr>
+          <w:rFonts w:ascii="Consolas" w:eastAsia="Times New Roman" w:hAnsi="Consolas" w:cs="Times New Roman"/>
+          <w:color w:val="CCCCCC"/>
+          <w:kern w:val="0"/>
+          <w:sz w:val="21"/>
+          <w:szCs w:val="21"/>
+          <w14:ligatures w14:val="none"/>
+        </w:rPr>
+        <w:t>,</w:t>
+      </w:r>
+    </w:p>
+    <w:p>
+      <w:pPr>
+        <w:shd w:val="clear" w:color="auto" w:fill="1F1F1F"/>
+        <w:spacing w:after="0" w:line="285" w:lineRule="atLeast"/>
+        <w:rPr>
+          <w:rFonts w:ascii="Consolas" w:eastAsia="Times New Roman" w:hAnsi="Consolas" w:cs="Times New Roman"/>
+          <w:color w:val="CCCCCC"/>
+          <w:kern w:val="0"/>
+          <w:sz w:val="21"/>
+          <w:szCs w:val="21"/>
+          <w14:ligatures w14:val="none"/>
+        </w:rPr>
+      </w:pPr>
+      <w:r>
+        <w:rPr>
+          <w:rFonts w:ascii="Consolas" w:eastAsia="Times New Roman" w:hAnsi="Consolas" w:cs="Times New Roman"/>
+          <w:color w:val="CCCCCC"/>
+          <w:kern w:val="0"/>
+          <w:sz w:val="21"/>
+          <w:szCs w:val="21"/>
+          <w14:ligatures w14:val="none"/>
+        </w:rPr>
+        <w:t xml:space="preserve">  </w:t>
+      </w:r>
+      <w:r>
+        <w:rPr>
+          <w:rFonts w:ascii="Consolas" w:eastAsia="Times New Roman" w:hAnsi="Consolas" w:cs="Times New Roman"/>
+          <w:color w:val="9CDCFE"/>
+          <w:kern w:val="0"/>
+          <w:sz w:val="21"/>
+          <w:szCs w:val="21"/>
+          <w14:ligatures w14:val="none"/>
+        </w:rPr>
+        <w:t>"bugs"</w:t>
+      </w:r>
+      <w:r>
+        <w:rPr>
+          <w:rFonts w:ascii="Consolas" w:eastAsia="Times New Roman" w:hAnsi="Consolas" w:cs="Times New Roman"/>
+          <w:color w:val="CCCCCC"/>
+          <w:kern w:val="0"/>
+          <w:sz w:val="21"/>
+          <w:szCs w:val="21"/>
+          <w14:ligatures w14:val="none"/>
+        </w:rPr>
+        <w:t>: {</w:t>
+      </w:r>
+    </w:p>
+    <w:p>
+      <w:pPr>
+        <w:shd w:val="clear" w:color="auto" w:fill="1F1F1F"/>
+        <w:spacing w:after="0" w:line="285" w:lineRule="atLeast"/>
+        <w:rPr>
+          <w:rFonts w:ascii="Consolas" w:eastAsia="Times New Roman" w:hAnsi="Consolas" w:cs="Times New Roman"/>
+          <w:color w:val="CCCCCC"/>
+          <w:kern w:val="0"/>
+          <w:sz w:val="21"/>
+          <w:szCs w:val="21"/>
+          <w14:ligatures w14:val="none"/>
+        </w:rPr>
+      </w:pPr>
+      <w:r>
+        <w:rPr>
+          <w:rFonts w:ascii="Consolas" w:eastAsia="Times New Roman" w:hAnsi="Consolas" w:cs="Times New Roman"/>
+          <w:color w:val="CCCCCC"/>
+          <w:kern w:val="0"/>
+          <w:sz w:val="21"/>
+          <w:szCs w:val="21"/>
+          <w14:ligatures w14:val="none"/>
+        </w:rPr>
+        <w:t xml:space="preserve">    </w:t>
+      </w:r>
+      <w:r>
+        <w:rPr>
+          <w:rFonts w:ascii="Consolas" w:eastAsia="Times New Roman" w:hAnsi="Consolas" w:cs="Times New Roman"/>
+          <w:color w:val="9CDCFE"/>
+          <w:kern w:val="0"/>
+          <w:sz w:val="21"/>
+          <w:szCs w:val="21"/>
+          <w14:ligatures w14:val="none"/>
+        </w:rPr>
+        <w:t>"url"</w:t>
+      </w:r>
+      <w:r>
+        <w:rPr>
+          <w:rFonts w:ascii="Consolas" w:eastAsia="Times New Roman" w:hAnsi="Consolas" w:cs="Times New Roman"/>
+          <w:color w:val="CCCCCC"/>
+          <w:kern w:val="0"/>
+          <w:sz w:val="21"/>
+          <w:szCs w:val="21"/>
+          <w14:ligatures w14:val="none"/>
+        </w:rPr>
+        <w:t xml:space="preserve">: </w:t>
+      </w:r>
+      <w:r>
+        <w:rPr>
+          <w:rFonts w:ascii="Consolas" w:eastAsia="Times New Roman" w:hAnsi="Consolas" w:cs="Times New Roman"/>
+          <w:color w:val="CE9178"/>
+          <w:kern w:val="0"/>
+          <w:sz w:val="21"/>
+          <w:szCs w:val="21"/>
+          <w14:ligatures w14:val="none"/>
+        </w:rPr>
+        <w:t>"https://github.com/Ariocodes/MERN-Stack-ToDo-list/issues"</w:t>
+      </w:r>
+    </w:p>
+    <w:p>
+      <w:pPr>
+        <w:shd w:val="clear" w:color="auto" w:fill="1F1F1F"/>
+        <w:spacing w:after="0" w:line="285" w:lineRule="atLeast"/>
+        <w:rPr>
+          <w:rFonts w:ascii="Consolas" w:eastAsia="Times New Roman" w:hAnsi="Consolas" w:cs="Times New Roman"/>
+          <w:color w:val="CCCCCC"/>
+          <w:kern w:val="0"/>
+          <w:sz w:val="21"/>
+          <w:szCs w:val="21"/>
+          <w14:ligatures w14:val="none"/>
+        </w:rPr>
+      </w:pPr>
+      <w:r>
+        <w:rPr>
+          <w:rFonts w:ascii="Consolas" w:eastAsia="Times New Roman" w:hAnsi="Consolas" w:cs="Times New Roman"/>
+          <w:color w:val="CCCCCC"/>
+          <w:kern w:val="0"/>
+          <w:sz w:val="21"/>
+          <w:szCs w:val="21"/>
+          <w14:ligatures w14:val="none"/>
+        </w:rPr>
+        <w:t>  },</w:t>
+      </w:r>
+    </w:p>
+    <w:p>
+      <w:pPr>
+        <w:shd w:val="clear" w:color="auto" w:fill="1F1F1F"/>
+        <w:spacing w:after="0" w:line="285" w:lineRule="atLeast"/>
+        <w:rPr>
+          <w:rFonts w:ascii="Consolas" w:eastAsia="Times New Roman" w:hAnsi="Consolas" w:cs="Times New Roman"/>
+          <w:color w:val="CCCCCC"/>
+          <w:kern w:val="0"/>
+          <w:sz w:val="21"/>
+          <w:szCs w:val="21"/>
+          <w14:ligatures w14:val="none"/>
+        </w:rPr>
+      </w:pPr>
+      <w:r>
+        <w:rPr>
+          <w:rFonts w:ascii="Consolas" w:eastAsia="Times New Roman" w:hAnsi="Consolas" w:cs="Times New Roman"/>
+          <w:color w:val="CCCCCC"/>
+          <w:kern w:val="0"/>
+          <w:sz w:val="21"/>
+          <w:szCs w:val="21"/>
+          <w14:ligatures w14:val="none"/>
+        </w:rPr>
+        <w:t xml:space="preserve">  </w:t>
+      </w:r>
+      <w:r>
+        <w:rPr>
+          <w:rFonts w:ascii="Consolas" w:eastAsia="Times New Roman" w:hAnsi="Consolas" w:cs="Times New Roman"/>
+          <w:color w:val="9CDCFE"/>
+          <w:kern w:val="0"/>
+          <w:sz w:val="21"/>
+          <w:szCs w:val="21"/>
+          <w14:ligatures w14:val="none"/>
+        </w:rPr>
+        <w:t>"homepage"</w:t>
+      </w:r>
+      <w:r>
+        <w:rPr>
+          <w:rFonts w:ascii="Consolas" w:eastAsia="Times New Roman" w:hAnsi="Consolas" w:cs="Times New Roman"/>
+          <w:color w:val="CCCCCC"/>
+          <w:kern w:val="0"/>
+          <w:sz w:val="21"/>
+          <w:szCs w:val="21"/>
+          <w14:ligatures w14:val="none"/>
+        </w:rPr>
+        <w:t xml:space="preserve">: </w:t>
+      </w:r>
+      <w:r>
+        <w:rPr>
+          <w:rFonts w:ascii="Consolas" w:eastAsia="Times New Roman" w:hAnsi="Consolas" w:cs="Times New Roman"/>
+          <w:color w:val="CE9178"/>
+          <w:kern w:val="0"/>
+          <w:sz w:val="21"/>
+          <w:szCs w:val="21"/>
+          <w14:ligatures w14:val="none"/>
+        </w:rPr>
+        <w:t>"https://github.com/Ariocodes/MERN-Stack-ToDo-list#readme"</w:t>
+      </w:r>
+    </w:p>
+    <w:p>
+      <w:pPr>
+        <w:shd w:val="clear" w:color="auto" w:fill="1F1F1F"/>
+        <w:spacing w:after="0" w:line="285" w:lineRule="atLeast"/>
+        <w:rPr>
+          <w:rFonts w:ascii="Consolas" w:eastAsia="Times New Roman" w:hAnsi="Consolas" w:cs="Times New Roman"/>
+          <w:color w:val="CCCCCC"/>
+          <w:kern w:val="0"/>
+          <w:sz w:val="21"/>
+          <w:szCs w:val="21"/>
+          <w14:ligatures w14:val="none"/>
+        </w:rPr>
+      </w:pPr>
+      <w:r>
+        <w:rPr>
+          <w:rFonts w:ascii="Consolas" w:eastAsia="Times New Roman" w:hAnsi="Consolas" w:cs="Times New Roman"/>
+          <w:color w:val="CCCCCC"/>
+          <w:kern w:val="0"/>
+          <w:sz w:val="21"/>
+          <w:szCs w:val="21"/>
+          <w14:ligatures w14:val="none"/>
+        </w:rPr>
+        <w:t>}</w:t>
+      </w:r>
+    </w:p>
+    <w:p>
+      <w:pPr>
+        <w:shd w:val="clear" w:color="auto" w:fill="1F1F1F"/>
+        <w:spacing w:after="0" w:line="285" w:lineRule="atLeast"/>
+        <w:rPr>
+          <w:rFonts w:ascii="Consolas" w:eastAsia="Times New Roman" w:hAnsi="Consolas" w:cs="Times New Roman"/>
+          <w:color w:val="CCCCCC"/>
+          <w:kern w:val="0"/>
+          <w:sz w:val="21"/>
+          <w:szCs w:val="21"/>
+          <w14:ligatures w14:val="none"/>
+        </w:rPr>
+      </w:pPr>
+    </w:p>
+    <w:p/>
     <w:sectPr>
-      <w:headerReference w:type="default" r:id="rId24"/>
-      <w:footerReference w:type="default" r:id="rId25"/>
+      <w:headerReference w:type="default" r:id="rId25"/>
+      <w:footerReference w:type="default" r:id="rId26"/>
       <w:pgSz w:w="12240" w:h="15840"/>
       <w:pgMar w:top="720" w:right="432" w:bottom="720" w:left="432" w:header="288" w:footer="0" w:gutter="0"/>
       <w:cols w:space="720"/>
@@ -21130,9 +23269,9 @@
     </w:lvl>
   </w:abstractNum>
   <w:abstractNum w:abstractNumId="19" w15:restartNumberingAfterBreak="0">
-    <w:nsid w:val="77013B23"/>
+    <w:nsid w:val="75F64187"/>
     <w:multiLevelType w:val="hybridMultilevel"/>
-    <w:tmpl w:val="FA08B446"/>
+    <w:tmpl w:val="1382BC62"/>
     <w:lvl w:ilvl="0" w:tplc="04090001">
       <w:start w:val="1"/>
       <w:numFmt w:val="bullet"/>
@@ -21243,9 +23382,9 @@
     </w:lvl>
   </w:abstractNum>
   <w:abstractNum w:abstractNumId="20" w15:restartNumberingAfterBreak="0">
-    <w:nsid w:val="77EF700B"/>
+    <w:nsid w:val="77013B23"/>
     <w:multiLevelType w:val="hybridMultilevel"/>
-    <w:tmpl w:val="BBDA538E"/>
+    <w:tmpl w:val="FA08B446"/>
     <w:lvl w:ilvl="0" w:tplc="04090001">
       <w:start w:val="1"/>
       <w:numFmt w:val="bullet"/>
@@ -21356,6 +23495,119 @@
     </w:lvl>
   </w:abstractNum>
   <w:abstractNum w:abstractNumId="21" w15:restartNumberingAfterBreak="0">
+    <w:nsid w:val="77EF700B"/>
+    <w:multiLevelType w:val="hybridMultilevel"/>
+    <w:tmpl w:val="BBDA538E"/>
+    <w:lvl w:ilvl="0" w:tplc="04090001">
+      <w:start w:val="1"/>
+      <w:numFmt w:val="bullet"/>
+      <w:lvlText w:val=""/>
+      <w:lvlJc w:val="left"/>
+      <w:pPr>
+        <w:ind w:left="720" w:hanging="360"/>
+      </w:pPr>
+      <w:rPr>
+        <w:rFonts w:ascii="Symbol" w:hAnsi="Symbol" w:hint="default"/>
+      </w:rPr>
+    </w:lvl>
+    <w:lvl w:ilvl="1" w:tplc="04090003" w:tentative="1">
+      <w:start w:val="1"/>
+      <w:numFmt w:val="bullet"/>
+      <w:lvlText w:val="o"/>
+      <w:lvlJc w:val="left"/>
+      <w:pPr>
+        <w:ind w:left="1440" w:hanging="360"/>
+      </w:pPr>
+      <w:rPr>
+        <w:rFonts w:ascii="Courier New" w:hAnsi="Courier New" w:cs="Courier New" w:hint="default"/>
+      </w:rPr>
+    </w:lvl>
+    <w:lvl w:ilvl="2" w:tplc="04090005" w:tentative="1">
+      <w:start w:val="1"/>
+      <w:numFmt w:val="bullet"/>
+      <w:lvlText w:val=""/>
+      <w:lvlJc w:val="left"/>
+      <w:pPr>
+        <w:ind w:left="2160" w:hanging="360"/>
+      </w:pPr>
+      <w:rPr>
+        <w:rFonts w:ascii="Wingdings" w:hAnsi="Wingdings" w:hint="default"/>
+      </w:rPr>
+    </w:lvl>
+    <w:lvl w:ilvl="3" w:tplc="04090001" w:tentative="1">
+      <w:start w:val="1"/>
+      <w:numFmt w:val="bullet"/>
+      <w:lvlText w:val=""/>
+      <w:lvlJc w:val="left"/>
+      <w:pPr>
+        <w:ind w:left="2880" w:hanging="360"/>
+      </w:pPr>
+      <w:rPr>
+        <w:rFonts w:ascii="Symbol" w:hAnsi="Symbol" w:hint="default"/>
+      </w:rPr>
+    </w:lvl>
+    <w:lvl w:ilvl="4" w:tplc="04090003" w:tentative="1">
+      <w:start w:val="1"/>
+      <w:numFmt w:val="bullet"/>
+      <w:lvlText w:val="o"/>
+      <w:lvlJc w:val="left"/>
+      <w:pPr>
+        <w:ind w:left="3600" w:hanging="360"/>
+      </w:pPr>
+      <w:rPr>
+        <w:rFonts w:ascii="Courier New" w:hAnsi="Courier New" w:cs="Courier New" w:hint="default"/>
+      </w:rPr>
+    </w:lvl>
+    <w:lvl w:ilvl="5" w:tplc="04090005" w:tentative="1">
+      <w:start w:val="1"/>
+      <w:numFmt w:val="bullet"/>
+      <w:lvlText w:val=""/>
+      <w:lvlJc w:val="left"/>
+      <w:pPr>
+        <w:ind w:left="4320" w:hanging="360"/>
+      </w:pPr>
+      <w:rPr>
+        <w:rFonts w:ascii="Wingdings" w:hAnsi="Wingdings" w:hint="default"/>
+      </w:rPr>
+    </w:lvl>
+    <w:lvl w:ilvl="6" w:tplc="04090001" w:tentative="1">
+      <w:start w:val="1"/>
+      <w:numFmt w:val="bullet"/>
+      <w:lvlText w:val=""/>
+      <w:lvlJc w:val="left"/>
+      <w:pPr>
+        <w:ind w:left="5040" w:hanging="360"/>
+      </w:pPr>
+      <w:rPr>
+        <w:rFonts w:ascii="Symbol" w:hAnsi="Symbol" w:hint="default"/>
+      </w:rPr>
+    </w:lvl>
+    <w:lvl w:ilvl="7" w:tplc="04090003" w:tentative="1">
+      <w:start w:val="1"/>
+      <w:numFmt w:val="bullet"/>
+      <w:lvlText w:val="o"/>
+      <w:lvlJc w:val="left"/>
+      <w:pPr>
+        <w:ind w:left="5760" w:hanging="360"/>
+      </w:pPr>
+      <w:rPr>
+        <w:rFonts w:ascii="Courier New" w:hAnsi="Courier New" w:cs="Courier New" w:hint="default"/>
+      </w:rPr>
+    </w:lvl>
+    <w:lvl w:ilvl="8" w:tplc="04090005" w:tentative="1">
+      <w:start w:val="1"/>
+      <w:numFmt w:val="bullet"/>
+      <w:lvlText w:val=""/>
+      <w:lvlJc w:val="left"/>
+      <w:pPr>
+        <w:ind w:left="6480" w:hanging="360"/>
+      </w:pPr>
+      <w:rPr>
+        <w:rFonts w:ascii="Wingdings" w:hAnsi="Wingdings" w:hint="default"/>
+      </w:rPr>
+    </w:lvl>
+  </w:abstractNum>
+  <w:abstractNum w:abstractNumId="22" w15:restartNumberingAfterBreak="0">
     <w:nsid w:val="7806633D"/>
     <w:multiLevelType w:val="hybridMultilevel"/>
     <w:tmpl w:val="EE8AB880"/>
@@ -21502,7 +23754,7 @@
     <w:abstractNumId w:val="18"/>
   </w:num>
   <w:num w:numId="12" w16cid:durableId="27805319">
-    <w:abstractNumId w:val="21"/>
+    <w:abstractNumId w:val="22"/>
   </w:num>
   <w:num w:numId="13" w16cid:durableId="1623223091">
     <w:abstractNumId w:val="10"/>
@@ -21526,12 +23778,15 @@
     <w:abstractNumId w:val="15"/>
   </w:num>
   <w:num w:numId="20" w16cid:durableId="224612700">
-    <w:abstractNumId w:val="20"/>
+    <w:abstractNumId w:val="21"/>
   </w:num>
   <w:num w:numId="21" w16cid:durableId="1200893349">
     <w:abstractNumId w:val="9"/>
   </w:num>
   <w:num w:numId="22" w16cid:durableId="1931087018">
+    <w:abstractNumId w:val="20"/>
+  </w:num>
+  <w:num w:numId="23" w16cid:durableId="1759908827">
     <w:abstractNumId w:val="19"/>
   </w:num>
 </w:numbering>
@@ -22139,7 +24394,6 @@
   <w:style w:type="character" w:default="1" w:styleId="DefaultParagraphFont">
     <w:name w:val="Default Paragraph Font"/>
     <w:uiPriority w:val="1"/>
-    <w:semiHidden/>
     <w:unhideWhenUsed/>
   </w:style>
   <w:style w:type="table" w:default="1" w:styleId="TableNormal">
